--- a/public/templates/1-4 invensi.docx
+++ b/public/templates/1-4 invensi.docx
@@ -19,19 +19,11 @@
           <w:rFonts w:ascii="Times New Roman" w:hAnsi="Times New Roman"/>
         </w:rPr>
       </w:pPr>
-      <w:proofErr w:type="gramStart"/>
       <w:r>
         <w:rPr>
           <w:rFonts w:ascii="Times New Roman" w:hAnsi="Times New Roman"/>
         </w:rPr>
-        <w:t>SURAT  PERNYATAAN</w:t>
-      </w:r>
-      <w:proofErr w:type="gramEnd"/>
-      <w:r>
-        <w:rPr>
-          <w:rFonts w:ascii="Times New Roman" w:hAnsi="Times New Roman"/>
-        </w:rPr>
-        <w:t xml:space="preserve"> KEPEMILIKAN INVENSI </w:t>
+        <w:t xml:space="preserve">SURAT  PERNYATAAN KEPEMILIKAN INVENSI </w:t>
       </w:r>
     </w:p>
     <w:p>
@@ -82,65 +74,8 @@
           <w:sz w:val="24"/>
           <w:szCs w:val="24"/>
         </w:rPr>
-        <w:t xml:space="preserve">Yang </w:t>
-      </w:r>
-      <w:proofErr w:type="spellStart"/>
-      <w:r>
-        <w:rPr>
-          <w:sz w:val="24"/>
-          <w:szCs w:val="24"/>
-        </w:rPr>
-        <w:t>bertanda</w:t>
-      </w:r>
-      <w:proofErr w:type="spellEnd"/>
-      <w:r>
-        <w:rPr>
-          <w:sz w:val="24"/>
-          <w:szCs w:val="24"/>
-        </w:rPr>
-        <w:t xml:space="preserve"> </w:t>
-      </w:r>
-      <w:proofErr w:type="spellStart"/>
-      <w:r>
-        <w:rPr>
-          <w:sz w:val="24"/>
-          <w:szCs w:val="24"/>
-        </w:rPr>
-        <w:t>tangan</w:t>
-      </w:r>
-      <w:proofErr w:type="spellEnd"/>
-      <w:r>
-        <w:rPr>
-          <w:sz w:val="24"/>
-          <w:szCs w:val="24"/>
-        </w:rPr>
-        <w:t xml:space="preserve"> di </w:t>
-      </w:r>
-      <w:proofErr w:type="spellStart"/>
-      <w:r>
-        <w:rPr>
-          <w:sz w:val="24"/>
-          <w:szCs w:val="24"/>
-        </w:rPr>
-        <w:t>bawah</w:t>
-      </w:r>
-      <w:proofErr w:type="spellEnd"/>
-      <w:r>
-        <w:rPr>
-          <w:sz w:val="24"/>
-          <w:szCs w:val="24"/>
-        </w:rPr>
-        <w:t xml:space="preserve"> </w:t>
-      </w:r>
-      <w:proofErr w:type="gramStart"/>
-      <w:r>
-        <w:rPr>
-          <w:sz w:val="24"/>
-          <w:szCs w:val="24"/>
-        </w:rPr>
-        <w:t>ini :</w:t>
-      </w:r>
-      <w:proofErr w:type="gramEnd"/>
+        <w:t>Yang bertanda tangan di bawah ini :</w:t>
+      </w:r>
     </w:p>
     <w:tbl>
       <w:tblPr>
@@ -157,9 +92,9 @@
         <w:tblLook w:val="0000" w:firstRow="0" w:lastRow="0" w:firstColumn="0" w:lastColumn="0" w:noHBand="0" w:noVBand="0"/>
       </w:tblPr>
       <w:tblGrid>
-        <w:gridCol w:w="464"/>
-        <w:gridCol w:w="3218"/>
-        <w:gridCol w:w="5561"/>
+        <w:gridCol w:w="502"/>
+        <w:gridCol w:w="3476"/>
+        <w:gridCol w:w="6705"/>
       </w:tblGrid>
       <w:tr>
         <w:trPr>
@@ -167,7 +102,7 @@
         </w:trPr>
         <w:tc>
           <w:tcPr>
-            <w:tcW w:w="251" w:type="pct"/>
+            <w:tcW w:w="235" w:type="pct"/>
             <w:vAlign w:val="center"/>
           </w:tcPr>
           <w:p>
@@ -183,13 +118,13 @@
                 <w:sz w:val="24"/>
                 <w:szCs w:val="24"/>
               </w:rPr>
-              <w:t>No.</w:t>
+              <w:br w:type="textWrapping" w:clear="all"/>
             </w:r>
           </w:p>
         </w:tc>
         <w:tc>
           <w:tcPr>
-            <w:tcW w:w="1741" w:type="pct"/>
+            <w:tcW w:w="1627" w:type="pct"/>
             <w:vAlign w:val="center"/>
           </w:tcPr>
           <w:p>
@@ -211,7 +146,7 @@
         </w:tc>
         <w:tc>
           <w:tcPr>
-            <w:tcW w:w="3008" w:type="pct"/>
+            <w:tcW w:w="3138" w:type="pct"/>
             <w:vAlign w:val="center"/>
           </w:tcPr>
           <w:p>
@@ -227,23 +162,7 @@
                 <w:sz w:val="24"/>
                 <w:szCs w:val="24"/>
               </w:rPr>
-              <w:t xml:space="preserve">Alamat </w:t>
-            </w:r>
-            <w:proofErr w:type="spellStart"/>
-            <w:r>
-              <w:rPr>
-                <w:sz w:val="24"/>
-                <w:szCs w:val="24"/>
-              </w:rPr>
-              <w:t>Lengkap</w:t>
-            </w:r>
-            <w:proofErr w:type="spellEnd"/>
-            <w:r>
-              <w:rPr>
-                <w:sz w:val="24"/>
-                <w:szCs w:val="24"/>
-              </w:rPr>
-              <w:t xml:space="preserve"> Kode Pos, Email, </w:t>
+              <w:t xml:space="preserve">Alamat Lengkap Kode Pos, Email, </w:t>
             </w:r>
             <w:r>
               <w:rPr>
@@ -257,17 +176,8 @@
                 <w:sz w:val="24"/>
                 <w:szCs w:val="24"/>
               </w:rPr>
-              <w:t xml:space="preserve"> dan </w:t>
+              <w:t xml:space="preserve"> dan Kewarganegaraan</w:t>
             </w:r>
-            <w:proofErr w:type="spellStart"/>
-            <w:r>
-              <w:rPr>
-                <w:sz w:val="24"/>
-                <w:szCs w:val="24"/>
-              </w:rPr>
-              <w:t>Kewarganegaraan</w:t>
-            </w:r>
-            <w:proofErr w:type="spellEnd"/>
           </w:p>
         </w:tc>
       </w:tr>
@@ -277,7 +187,7 @@
         </w:trPr>
         <w:tc>
           <w:tcPr>
-            <w:tcW w:w="251" w:type="pct"/>
+            <w:tcW w:w="235" w:type="pct"/>
             <w:vAlign w:val="center"/>
           </w:tcPr>
           <w:p>
@@ -300,7 +210,29 @@
         </w:tc>
         <w:tc>
           <w:tcPr>
-            <w:tcW w:w="1741" w:type="pct"/>
+            <w:tcW w:w="1627" w:type="pct"/>
+          </w:tcPr>
+          <w:p>
+            <w:pPr>
+              <w:spacing w:line="240" w:lineRule="auto"/>
+              <w:ind w:firstLineChars="0" w:firstLine="0"/>
+              <w:rPr>
+                <w:sz w:val="24"/>
+                <w:szCs w:val="24"/>
+              </w:rPr>
+            </w:pPr>
+            <w:r>
+              <w:rPr>
+                <w:sz w:val="24"/>
+                <w:szCs w:val="24"/>
+              </w:rPr>
+              <w:t>${nama_lengkap}</w:t>
+            </w:r>
+          </w:p>
+        </w:tc>
+        <w:tc>
+          <w:tcPr>
+            <w:tcW w:w="3138" w:type="pct"/>
           </w:tcPr>
           <w:p>
             <w:pPr>
@@ -318,45 +250,6 @@
               </w:rPr>
               <w:t>${</w:t>
             </w:r>
-            <w:proofErr w:type="spellStart"/>
-            <w:r>
-              <w:rPr>
-                <w:sz w:val="24"/>
-                <w:szCs w:val="24"/>
-              </w:rPr>
-              <w:t>nama_lengkap</w:t>
-            </w:r>
-            <w:proofErr w:type="spellEnd"/>
-            <w:r>
-              <w:rPr>
-                <w:sz w:val="24"/>
-                <w:szCs w:val="24"/>
-              </w:rPr>
-              <w:t>}</w:t>
-            </w:r>
-          </w:p>
-        </w:tc>
-        <w:tc>
-          <w:tcPr>
-            <w:tcW w:w="3008" w:type="pct"/>
-          </w:tcPr>
-          <w:p>
-            <w:pPr>
-              <w:spacing w:line="240" w:lineRule="auto"/>
-              <w:ind w:firstLineChars="0" w:firstLine="0"/>
-              <w:rPr>
-                <w:sz w:val="24"/>
-                <w:szCs w:val="24"/>
-              </w:rPr>
-            </w:pPr>
-            <w:r>
-              <w:rPr>
-                <w:sz w:val="24"/>
-                <w:szCs w:val="24"/>
-              </w:rPr>
-              <w:t>${</w:t>
-            </w:r>
-            <w:proofErr w:type="spellStart"/>
             <w:r>
               <w:rPr>
                 <w:sz w:val="24"/>
@@ -369,63 +262,7 @@
                 <w:sz w:val="24"/>
                 <w:szCs w:val="24"/>
               </w:rPr>
-              <w:t>lamat</w:t>
-            </w:r>
-            <w:proofErr w:type="spellEnd"/>
-            <w:r>
-              <w:rPr>
-                <w:sz w:val="24"/>
-                <w:szCs w:val="24"/>
-              </w:rPr>
-              <w:t>}, ${</w:t>
-            </w:r>
-            <w:proofErr w:type="spellStart"/>
-            <w:r>
-              <w:rPr>
-                <w:sz w:val="24"/>
-                <w:szCs w:val="24"/>
-              </w:rPr>
-              <w:t>kode_pos</w:t>
-            </w:r>
-            <w:proofErr w:type="spellEnd"/>
-            <w:r>
-              <w:rPr>
-                <w:sz w:val="24"/>
-                <w:szCs w:val="24"/>
-              </w:rPr>
-              <w:t>}, ${email}, ${</w:t>
-            </w:r>
-            <w:proofErr w:type="spellStart"/>
-            <w:r>
-              <w:rPr>
-                <w:sz w:val="24"/>
-                <w:szCs w:val="24"/>
-              </w:rPr>
-              <w:t>no_hp</w:t>
-            </w:r>
-            <w:proofErr w:type="spellEnd"/>
-            <w:r>
-              <w:rPr>
-                <w:sz w:val="24"/>
-                <w:szCs w:val="24"/>
-              </w:rPr>
-              <w:t>}, dan ${</w:t>
-            </w:r>
-            <w:proofErr w:type="spellStart"/>
-            <w:r>
-              <w:rPr>
-                <w:sz w:val="24"/>
-                <w:szCs w:val="24"/>
-              </w:rPr>
-              <w:t>kewarganegaraan</w:t>
-            </w:r>
-            <w:proofErr w:type="spellEnd"/>
-            <w:r>
-              <w:rPr>
-                <w:sz w:val="24"/>
-                <w:szCs w:val="24"/>
-              </w:rPr>
-              <w:t>}</w:t>
+              <w:t>lamat}, ${kode_pos}, ${email}, ${no_hp}, dan ${kewarganegaraan}</w:t>
             </w:r>
           </w:p>
         </w:tc>
@@ -470,18 +307,23 @@
           <w:sz w:val="24"/>
           <w:szCs w:val="24"/>
         </w:rPr>
-        <w:t>Dengan ini kami/</w:t>
-      </w:r>
-      <w:proofErr w:type="spellStart"/>
+        <w:t>Dengan ini kami/saya menyatakan bahwa, Invensi yang berjudul:</w:t>
+      </w:r>
       <w:r>
         <w:rPr>
           <w:color w:val="000000"/>
           <w:sz w:val="24"/>
           <w:szCs w:val="24"/>
         </w:rPr>
-        <w:t>saya</w:t>
-      </w:r>
-      <w:proofErr w:type="spellEnd"/>
+        <w:t xml:space="preserve"> </w:t>
+      </w:r>
+      <w:r>
+        <w:rPr>
+          <w:sz w:val="24"/>
+          <w:szCs w:val="24"/>
+        </w:rPr>
+        <w:t>${judul_invensi}</w:t>
+      </w:r>
       <w:r>
         <w:rPr>
           <w:color w:val="000000"/>
@@ -490,404 +332,13 @@
         </w:rPr>
         <w:t xml:space="preserve"> </w:t>
       </w:r>
-      <w:proofErr w:type="spellStart"/>
       <w:r>
         <w:rPr>
           <w:color w:val="000000"/>
           <w:sz w:val="24"/>
           <w:szCs w:val="24"/>
         </w:rPr>
-        <w:t>menyatakan</w:t>
-      </w:r>
-      <w:proofErr w:type="spellEnd"/>
-      <w:r>
-        <w:rPr>
-          <w:color w:val="000000"/>
-          <w:sz w:val="24"/>
-          <w:szCs w:val="24"/>
-        </w:rPr>
-        <w:t xml:space="preserve"> </w:t>
-      </w:r>
-      <w:proofErr w:type="spellStart"/>
-      <w:r>
-        <w:rPr>
-          <w:color w:val="000000"/>
-          <w:sz w:val="24"/>
-          <w:szCs w:val="24"/>
-        </w:rPr>
-        <w:t>bahwa</w:t>
-      </w:r>
-      <w:proofErr w:type="spellEnd"/>
-      <w:r>
-        <w:rPr>
-          <w:color w:val="000000"/>
-          <w:sz w:val="24"/>
-          <w:szCs w:val="24"/>
-        </w:rPr>
-        <w:t xml:space="preserve">, </w:t>
-      </w:r>
-      <w:proofErr w:type="spellStart"/>
-      <w:r>
-        <w:rPr>
-          <w:color w:val="000000"/>
-          <w:sz w:val="24"/>
-          <w:szCs w:val="24"/>
-        </w:rPr>
-        <w:t>Invensi</w:t>
-      </w:r>
-      <w:proofErr w:type="spellEnd"/>
-      <w:r>
-        <w:rPr>
-          <w:color w:val="000000"/>
-          <w:sz w:val="24"/>
-          <w:szCs w:val="24"/>
-        </w:rPr>
-        <w:t xml:space="preserve"> yang </w:t>
-      </w:r>
-      <w:proofErr w:type="spellStart"/>
-      <w:r>
-        <w:rPr>
-          <w:color w:val="000000"/>
-          <w:sz w:val="24"/>
-          <w:szCs w:val="24"/>
-        </w:rPr>
-        <w:t>berjudul</w:t>
-      </w:r>
-      <w:proofErr w:type="spellEnd"/>
-      <w:r>
-        <w:rPr>
-          <w:color w:val="000000"/>
-          <w:sz w:val="24"/>
-          <w:szCs w:val="24"/>
-        </w:rPr>
-        <w:t>:</w:t>
-      </w:r>
-      <w:r>
-        <w:rPr>
-          <w:color w:val="000000"/>
-          <w:sz w:val="24"/>
-          <w:szCs w:val="24"/>
-        </w:rPr>
-        <w:t xml:space="preserve"> </w:t>
-      </w:r>
-      <w:r>
-        <w:rPr>
-          <w:sz w:val="24"/>
-          <w:szCs w:val="24"/>
-        </w:rPr>
-        <w:t>${</w:t>
-      </w:r>
-      <w:proofErr w:type="spellStart"/>
-      <w:r>
-        <w:rPr>
-          <w:sz w:val="24"/>
-          <w:szCs w:val="24"/>
-        </w:rPr>
-        <w:t>judul_invensi</w:t>
-      </w:r>
-      <w:proofErr w:type="spellEnd"/>
-      <w:r>
-        <w:rPr>
-          <w:sz w:val="24"/>
-          <w:szCs w:val="24"/>
-        </w:rPr>
-        <w:t>}</w:t>
-      </w:r>
-      <w:r>
-        <w:rPr>
-          <w:color w:val="000000"/>
-          <w:sz w:val="24"/>
-          <w:szCs w:val="24"/>
-        </w:rPr>
-        <w:t xml:space="preserve"> </w:t>
-      </w:r>
-      <w:r>
-        <w:rPr>
-          <w:color w:val="000000"/>
-          <w:sz w:val="24"/>
-          <w:szCs w:val="24"/>
-        </w:rPr>
-        <w:t xml:space="preserve">adalah </w:t>
-      </w:r>
-      <w:proofErr w:type="spellStart"/>
-      <w:r>
-        <w:rPr>
-          <w:color w:val="000000"/>
-          <w:sz w:val="24"/>
-          <w:szCs w:val="24"/>
-        </w:rPr>
-        <w:t>milik</w:t>
-      </w:r>
-      <w:proofErr w:type="spellEnd"/>
-      <w:r>
-        <w:rPr>
-          <w:color w:val="000000"/>
-          <w:sz w:val="24"/>
-          <w:szCs w:val="24"/>
-        </w:rPr>
-        <w:t xml:space="preserve"> </w:t>
-      </w:r>
-      <w:proofErr w:type="spellStart"/>
-      <w:r>
-        <w:rPr>
-          <w:color w:val="000000"/>
-          <w:sz w:val="24"/>
-          <w:szCs w:val="24"/>
-        </w:rPr>
-        <w:t>saya</w:t>
-      </w:r>
-      <w:proofErr w:type="spellEnd"/>
-      <w:r>
-        <w:rPr>
-          <w:color w:val="000000"/>
-          <w:sz w:val="24"/>
-          <w:szCs w:val="24"/>
-        </w:rPr>
-        <w:t xml:space="preserve">/kami dan tidak </w:t>
-      </w:r>
-      <w:proofErr w:type="spellStart"/>
-      <w:r>
-        <w:rPr>
-          <w:color w:val="000000"/>
-          <w:sz w:val="24"/>
-          <w:szCs w:val="24"/>
-        </w:rPr>
-        <w:t>meniru</w:t>
-      </w:r>
-      <w:proofErr w:type="spellEnd"/>
-      <w:r>
-        <w:rPr>
-          <w:color w:val="000000"/>
-          <w:sz w:val="24"/>
-          <w:szCs w:val="24"/>
-        </w:rPr>
-        <w:t xml:space="preserve"> </w:t>
-      </w:r>
-      <w:proofErr w:type="gramStart"/>
-      <w:r>
-        <w:rPr>
-          <w:color w:val="000000"/>
-          <w:sz w:val="24"/>
-          <w:szCs w:val="24"/>
-        </w:rPr>
-        <w:t xml:space="preserve">atau  </w:t>
-      </w:r>
-      <w:proofErr w:type="spellStart"/>
-      <w:r>
-        <w:rPr>
-          <w:color w:val="000000"/>
-          <w:sz w:val="24"/>
-          <w:szCs w:val="24"/>
-        </w:rPr>
-        <w:t>menggunakan</w:t>
-      </w:r>
-      <w:proofErr w:type="spellEnd"/>
-      <w:proofErr w:type="gramEnd"/>
-      <w:r>
-        <w:rPr>
-          <w:color w:val="000000"/>
-          <w:sz w:val="24"/>
-          <w:szCs w:val="24"/>
-        </w:rPr>
-        <w:t xml:space="preserve">  </w:t>
-      </w:r>
-      <w:proofErr w:type="spellStart"/>
-      <w:r>
-        <w:rPr>
-          <w:color w:val="000000"/>
-          <w:sz w:val="24"/>
-          <w:szCs w:val="24"/>
-        </w:rPr>
-        <w:t>Invensi</w:t>
-      </w:r>
-      <w:proofErr w:type="spellEnd"/>
-      <w:r>
-        <w:rPr>
-          <w:color w:val="000000"/>
-          <w:sz w:val="24"/>
-          <w:szCs w:val="24"/>
-        </w:rPr>
-        <w:t xml:space="preserve"> orang lain (</w:t>
-      </w:r>
-      <w:proofErr w:type="spellStart"/>
-      <w:r>
-        <w:rPr>
-          <w:color w:val="000000"/>
-          <w:sz w:val="24"/>
-          <w:szCs w:val="24"/>
-        </w:rPr>
-        <w:t>sebelum</w:t>
-      </w:r>
-      <w:proofErr w:type="spellEnd"/>
-      <w:r>
-        <w:rPr>
-          <w:color w:val="000000"/>
-          <w:sz w:val="24"/>
-          <w:szCs w:val="24"/>
-        </w:rPr>
-        <w:t xml:space="preserve"> </w:t>
-      </w:r>
-      <w:proofErr w:type="spellStart"/>
-      <w:r>
-        <w:rPr>
-          <w:color w:val="000000"/>
-          <w:sz w:val="24"/>
-          <w:szCs w:val="24"/>
-        </w:rPr>
-        <w:t>invensi</w:t>
-      </w:r>
-      <w:proofErr w:type="spellEnd"/>
-      <w:r>
-        <w:rPr>
-          <w:color w:val="000000"/>
-          <w:sz w:val="24"/>
-          <w:szCs w:val="24"/>
-        </w:rPr>
-        <w:t xml:space="preserve"> </w:t>
-      </w:r>
-      <w:proofErr w:type="spellStart"/>
-      <w:r>
-        <w:rPr>
-          <w:color w:val="000000"/>
-          <w:sz w:val="24"/>
-          <w:szCs w:val="24"/>
-        </w:rPr>
-        <w:t>tersebut</w:t>
-      </w:r>
-      <w:proofErr w:type="spellEnd"/>
-      <w:r>
-        <w:rPr>
-          <w:color w:val="000000"/>
-          <w:sz w:val="24"/>
-          <w:szCs w:val="24"/>
-        </w:rPr>
-        <w:t xml:space="preserve"> </w:t>
-      </w:r>
-      <w:proofErr w:type="spellStart"/>
-      <w:r>
-        <w:rPr>
-          <w:color w:val="000000"/>
-          <w:sz w:val="24"/>
-          <w:szCs w:val="24"/>
-        </w:rPr>
-        <w:t>dipindahkan</w:t>
-      </w:r>
-      <w:proofErr w:type="spellEnd"/>
-      <w:r>
-        <w:rPr>
-          <w:color w:val="000000"/>
-          <w:sz w:val="24"/>
-          <w:szCs w:val="24"/>
-        </w:rPr>
-        <w:t xml:space="preserve"> </w:t>
-      </w:r>
-      <w:proofErr w:type="spellStart"/>
-      <w:r>
-        <w:rPr>
-          <w:color w:val="000000"/>
-          <w:sz w:val="24"/>
-          <w:szCs w:val="24"/>
-        </w:rPr>
-        <w:t>ke</w:t>
-      </w:r>
-      <w:proofErr w:type="spellEnd"/>
-      <w:r>
-        <w:rPr>
-          <w:color w:val="000000"/>
-          <w:sz w:val="24"/>
-          <w:szCs w:val="24"/>
-        </w:rPr>
-        <w:t xml:space="preserve"> </w:t>
-      </w:r>
-      <w:proofErr w:type="spellStart"/>
-      <w:r>
-        <w:rPr>
-          <w:color w:val="000000"/>
-          <w:sz w:val="24"/>
-          <w:szCs w:val="24"/>
-        </w:rPr>
-        <w:t>pihak</w:t>
-      </w:r>
-      <w:proofErr w:type="spellEnd"/>
-      <w:r>
-        <w:rPr>
-          <w:color w:val="000000"/>
-          <w:sz w:val="24"/>
-          <w:szCs w:val="24"/>
-        </w:rPr>
-        <w:t xml:space="preserve"> </w:t>
-      </w:r>
-      <w:proofErr w:type="spellStart"/>
-      <w:r>
-        <w:rPr>
-          <w:color w:val="000000"/>
-          <w:sz w:val="24"/>
-          <w:szCs w:val="24"/>
-        </w:rPr>
-        <w:t>lain</w:t>
-      </w:r>
-      <w:proofErr w:type="spellEnd"/>
-      <w:r>
-        <w:rPr>
-          <w:color w:val="000000"/>
-          <w:sz w:val="24"/>
-          <w:szCs w:val="24"/>
-        </w:rPr>
-        <w:t xml:space="preserve">, </w:t>
-      </w:r>
-      <w:proofErr w:type="spellStart"/>
-      <w:r>
-        <w:rPr>
-          <w:color w:val="000000"/>
-          <w:sz w:val="24"/>
-          <w:szCs w:val="24"/>
-        </w:rPr>
-        <w:t>jika</w:t>
-      </w:r>
-      <w:proofErr w:type="spellEnd"/>
-      <w:r>
-        <w:rPr>
-          <w:color w:val="000000"/>
-          <w:sz w:val="24"/>
-          <w:szCs w:val="24"/>
-        </w:rPr>
-        <w:t xml:space="preserve"> </w:t>
-      </w:r>
-      <w:proofErr w:type="spellStart"/>
-      <w:r>
-        <w:rPr>
-          <w:color w:val="000000"/>
-          <w:sz w:val="24"/>
-          <w:szCs w:val="24"/>
-        </w:rPr>
-        <w:t>pemohon</w:t>
-      </w:r>
-      <w:proofErr w:type="spellEnd"/>
-      <w:r>
-        <w:rPr>
-          <w:color w:val="000000"/>
-          <w:sz w:val="24"/>
-          <w:szCs w:val="24"/>
-        </w:rPr>
-        <w:t xml:space="preserve"> </w:t>
-      </w:r>
-      <w:proofErr w:type="spellStart"/>
-      <w:r>
-        <w:rPr>
-          <w:color w:val="000000"/>
-          <w:sz w:val="24"/>
-          <w:szCs w:val="24"/>
-        </w:rPr>
-        <w:t>bukan</w:t>
-      </w:r>
-      <w:proofErr w:type="spellEnd"/>
-      <w:r>
-        <w:rPr>
-          <w:color w:val="000000"/>
-          <w:sz w:val="24"/>
-          <w:szCs w:val="24"/>
-        </w:rPr>
-        <w:t xml:space="preserve"> inventor).</w:t>
+        <w:t>adalah milik saya/kami dan tidak meniru atau  menggunakan  Invensi orang lain (sebelum invensi tersebut dipindahkan ke pihak lain, jika pemohon bukan inventor).</w:t>
       </w:r>
     </w:p>
     <w:p>
@@ -914,117 +365,12 @@
           <w:szCs w:val="24"/>
         </w:rPr>
       </w:pPr>
-      <w:proofErr w:type="spellStart"/>
-      <w:r>
-        <w:rPr>
-          <w:sz w:val="24"/>
-          <w:szCs w:val="24"/>
-        </w:rPr>
-        <w:t>Demikian</w:t>
-      </w:r>
-      <w:proofErr w:type="spellEnd"/>
-      <w:r>
-        <w:rPr>
-          <w:sz w:val="24"/>
-          <w:szCs w:val="24"/>
-        </w:rPr>
-        <w:t xml:space="preserve"> </w:t>
-      </w:r>
-      <w:proofErr w:type="spellStart"/>
-      <w:r>
-        <w:rPr>
-          <w:sz w:val="24"/>
-          <w:szCs w:val="24"/>
-        </w:rPr>
-        <w:t>pernyataan</w:t>
-      </w:r>
-      <w:proofErr w:type="spellEnd"/>
-      <w:r>
-        <w:rPr>
-          <w:sz w:val="24"/>
-          <w:szCs w:val="24"/>
-        </w:rPr>
-        <w:t xml:space="preserve"> ini </w:t>
-      </w:r>
-      <w:proofErr w:type="spellStart"/>
-      <w:r>
-        <w:rPr>
-          <w:sz w:val="24"/>
-          <w:szCs w:val="24"/>
-        </w:rPr>
-        <w:t>saya</w:t>
-      </w:r>
-      <w:proofErr w:type="spellEnd"/>
-      <w:r>
-        <w:rPr>
-          <w:sz w:val="24"/>
-          <w:szCs w:val="24"/>
-        </w:rPr>
-        <w:t xml:space="preserve"> buat dengan </w:t>
-      </w:r>
-      <w:proofErr w:type="spellStart"/>
-      <w:r>
-        <w:rPr>
-          <w:sz w:val="24"/>
-          <w:szCs w:val="24"/>
-        </w:rPr>
-        <w:t>sebenarnya</w:t>
-      </w:r>
-      <w:proofErr w:type="spellEnd"/>
-      <w:r>
-        <w:rPr>
-          <w:sz w:val="24"/>
-          <w:szCs w:val="24"/>
-        </w:rPr>
-        <w:t xml:space="preserve">, untuk dapat </w:t>
-      </w:r>
-      <w:proofErr w:type="spellStart"/>
-      <w:r>
-        <w:rPr>
-          <w:sz w:val="24"/>
-          <w:szCs w:val="24"/>
-        </w:rPr>
-        <w:t>dipergunakan</w:t>
-      </w:r>
-      <w:proofErr w:type="spellEnd"/>
-      <w:r>
-        <w:rPr>
-          <w:sz w:val="24"/>
-          <w:szCs w:val="24"/>
-        </w:rPr>
-        <w:t xml:space="preserve"> </w:t>
-      </w:r>
-      <w:proofErr w:type="spellStart"/>
-      <w:r>
-        <w:rPr>
-          <w:sz w:val="24"/>
-          <w:szCs w:val="24"/>
-        </w:rPr>
-        <w:t>sebagaimana</w:t>
-      </w:r>
-      <w:proofErr w:type="spellEnd"/>
-      <w:r>
-        <w:rPr>
-          <w:sz w:val="24"/>
-          <w:szCs w:val="24"/>
-        </w:rPr>
-        <w:t xml:space="preserve"> </w:t>
-      </w:r>
-      <w:proofErr w:type="spellStart"/>
-      <w:r>
-        <w:rPr>
-          <w:sz w:val="24"/>
-          <w:szCs w:val="24"/>
-        </w:rPr>
-        <w:t>mestinya</w:t>
-      </w:r>
-      <w:proofErr w:type="spellEnd"/>
-      <w:r>
-        <w:rPr>
-          <w:sz w:val="24"/>
-          <w:szCs w:val="24"/>
-        </w:rPr>
-        <w:t>.</w:t>
+      <w:r>
+        <w:rPr>
+          <w:sz w:val="24"/>
+          <w:szCs w:val="24"/>
+        </w:rPr>
+        <w:t>Demikian pernyataan ini saya buat dengan sebenarnya, untuk dapat dipergunakan sebagaimana mestinya.</w:t>
       </w:r>
     </w:p>
     <w:p>
@@ -1061,23 +407,13 @@
         </w:rPr>
         <w:t>${</w:t>
       </w:r>
-      <w:proofErr w:type="spellStart"/>
       <w:r>
         <w:rPr>
           <w:sz w:val="24"/>
           <w:szCs w:val="24"/>
           <w:lang w:val="en-ID"/>
         </w:rPr>
-        <w:t>tanggal_pengisian</w:t>
-      </w:r>
-      <w:proofErr w:type="spellEnd"/>
-      <w:r>
-        <w:rPr>
-          <w:sz w:val="24"/>
-          <w:szCs w:val="24"/>
-          <w:lang w:val="en-ID"/>
-        </w:rPr>
-        <w:t>}</w:t>
+        <w:t>tanggal_pengisian}</w:t>
       </w:r>
     </w:p>
     <w:p>
@@ -1117,26 +453,14 @@
           <w:szCs w:val="22"/>
         </w:rPr>
       </w:pPr>
-      <w:proofErr w:type="spellStart"/>
-      <w:proofErr w:type="gramStart"/>
       <w:r>
         <w:rPr>
           <w:color w:val="A6A6A6"/>
           <w:sz w:val="22"/>
           <w:szCs w:val="22"/>
         </w:rPr>
-        <w:t>Materai</w:t>
-      </w:r>
-      <w:proofErr w:type="spellEnd"/>
-      <w:r>
-        <w:rPr>
-          <w:color w:val="A6A6A6"/>
-          <w:sz w:val="22"/>
-          <w:szCs w:val="22"/>
-        </w:rPr>
-        <w:t xml:space="preserve">  10.000</w:t>
-      </w:r>
-      <w:proofErr w:type="gramEnd"/>
+        <w:t>Materai  10.000</w:t>
+      </w:r>
     </w:p>
     <w:p>
       <w:pPr>
@@ -1184,23 +508,7 @@
           <w:sz w:val="24"/>
           <w:szCs w:val="24"/>
         </w:rPr>
-        <w:t>${</w:t>
-      </w:r>
-      <w:proofErr w:type="spellStart"/>
-      <w:r>
-        <w:rPr>
-          <w:sz w:val="24"/>
-          <w:szCs w:val="24"/>
-        </w:rPr>
-        <w:t>list_inventor</w:t>
-      </w:r>
-      <w:proofErr w:type="spellEnd"/>
-      <w:r>
-        <w:rPr>
-          <w:sz w:val="24"/>
-          <w:szCs w:val="24"/>
-        </w:rPr>
-        <w:t>}</w:t>
+        <w:t>${list_inventor}</w:t>
       </w:r>
     </w:p>
     <w:p>
@@ -1219,55 +527,7 @@
           <w:sz w:val="24"/>
           <w:szCs w:val="24"/>
         </w:rPr>
-        <w:t>${</w:t>
-      </w:r>
-      <w:proofErr w:type="spellStart"/>
-      <w:r>
-        <w:rPr>
-          <w:sz w:val="24"/>
-          <w:szCs w:val="24"/>
-        </w:rPr>
-        <w:t>no_</w:t>
-      </w:r>
-      <w:proofErr w:type="gramStart"/>
-      <w:r>
-        <w:rPr>
-          <w:sz w:val="24"/>
-          <w:szCs w:val="24"/>
-        </w:rPr>
-        <w:t>list</w:t>
-      </w:r>
-      <w:proofErr w:type="spellEnd"/>
-      <w:r>
-        <w:rPr>
-          <w:sz w:val="24"/>
-          <w:szCs w:val="24"/>
-        </w:rPr>
-        <w:t>}.</w:t>
-      </w:r>
-      <w:proofErr w:type="gramEnd"/>
-      <w:r>
-        <w:rPr>
-          <w:sz w:val="24"/>
-          <w:szCs w:val="24"/>
-        </w:rPr>
-        <w:t xml:space="preserve"> ${</w:t>
-      </w:r>
-      <w:proofErr w:type="spellStart"/>
-      <w:r>
-        <w:rPr>
-          <w:sz w:val="24"/>
-          <w:szCs w:val="24"/>
-        </w:rPr>
-        <w:t>nama_list</w:t>
-      </w:r>
-      <w:proofErr w:type="spellEnd"/>
-      <w:r>
-        <w:rPr>
-          <w:sz w:val="24"/>
-          <w:szCs w:val="24"/>
-        </w:rPr>
-        <w:t>}</w:t>
+        <w:t>${no_list}. ${nama_list}</w:t>
       </w:r>
     </w:p>
     <w:p>
@@ -1293,30 +553,12 @@
           <w:szCs w:val="24"/>
         </w:rPr>
       </w:pPr>
-      <w:proofErr w:type="gramStart"/>
-      <w:r>
-        <w:rPr>
-          <w:sz w:val="24"/>
-          <w:szCs w:val="24"/>
-        </w:rPr>
-        <w:t>${/</w:t>
-      </w:r>
-      <w:proofErr w:type="spellStart"/>
-      <w:proofErr w:type="gramEnd"/>
-      <w:r>
-        <w:rPr>
-          <w:sz w:val="24"/>
-          <w:szCs w:val="24"/>
-        </w:rPr>
-        <w:t>list_inventor</w:t>
-      </w:r>
-      <w:proofErr w:type="spellEnd"/>
-      <w:r>
-        <w:rPr>
-          <w:sz w:val="24"/>
-          <w:szCs w:val="24"/>
-        </w:rPr>
-        <w:t>}</w:t>
+      <w:r>
+        <w:rPr>
+          <w:sz w:val="24"/>
+          <w:szCs w:val="24"/>
+        </w:rPr>
+        <w:t>${/list_inventor}</w:t>
       </w:r>
       <w:r>
         <w:rPr>
@@ -1401,9 +643,10 @@
     </w:p>
     <w:sectPr>
       <w:pgSz w:w="11907" w:h="16839"/>
-      <w:pgMar w:top="450" w:right="1440" w:bottom="1843" w:left="1440" w:header="851" w:footer="1701" w:gutter="0"/>
+      <w:pgMar w:top="720" w:right="720" w:bottom="720" w:left="720" w:header="851" w:footer="1701" w:gutter="0"/>
       <w:pgNumType w:start="1"/>
       <w:cols w:space="720"/>
+      <w:docGrid w:linePitch="272"/>
     </w:sectPr>
   </w:body>
 </w:document>

--- a/public/templates/1-4 invensi.docx
+++ b/public/templates/1-4 invensi.docx
@@ -16,14 +16,22 @@
         <w:pStyle w:val="Title"/>
         <w:ind w:left="2" w:hanging="2"/>
         <w:rPr>
-          <w:rFonts w:ascii="Times New Roman" w:hAnsi="Times New Roman"/>
-        </w:rPr>
-      </w:pPr>
-      <w:r>
-        <w:rPr>
-          <w:rFonts w:ascii="Times New Roman" w:hAnsi="Times New Roman"/>
-        </w:rPr>
-        <w:t xml:space="preserve">SURAT  PERNYATAAN KEPEMILIKAN INVENSI </w:t>
+          <w:rFonts w:ascii="Times New Roman" w:eastAsia="Times New Roman" w:hAnsi="Times New Roman" w:cs="Times New Roman"/>
+        </w:rPr>
+      </w:pPr>
+      <w:proofErr w:type="gramStart"/>
+      <w:r>
+        <w:rPr>
+          <w:rFonts w:ascii="Times New Roman" w:eastAsia="Times New Roman" w:hAnsi="Times New Roman" w:cs="Times New Roman"/>
+        </w:rPr>
+        <w:t>SURAT  PERNYATAAN</w:t>
+      </w:r>
+      <w:proofErr w:type="gramEnd"/>
+      <w:r>
+        <w:rPr>
+          <w:rFonts w:ascii="Times New Roman" w:eastAsia="Times New Roman" w:hAnsi="Times New Roman" w:cs="Times New Roman"/>
+        </w:rPr>
+        <w:t xml:space="preserve"> KEPEMILIKAN INVENSI </w:t>
       </w:r>
     </w:p>
     <w:p>
@@ -31,12 +39,12 @@
         <w:pStyle w:val="Title"/>
         <w:ind w:left="2" w:hanging="2"/>
         <w:rPr>
-          <w:rFonts w:ascii="Times New Roman" w:hAnsi="Times New Roman"/>
-        </w:rPr>
-      </w:pPr>
-      <w:r>
-        <w:rPr>
-          <w:rFonts w:ascii="Times New Roman" w:hAnsi="Times New Roman"/>
+          <w:rFonts w:ascii="Times New Roman" w:eastAsia="Times New Roman" w:hAnsi="Times New Roman" w:cs="Times New Roman"/>
+        </w:rPr>
+      </w:pPr>
+      <w:r>
+        <w:rPr>
+          <w:rFonts w:ascii="Times New Roman" w:eastAsia="Times New Roman" w:hAnsi="Times New Roman" w:cs="Times New Roman"/>
         </w:rPr>
         <w:t>(OLEH INVENTOR)</w:t>
       </w:r>
@@ -74,195 +82,405 @@
           <w:sz w:val="24"/>
           <w:szCs w:val="24"/>
         </w:rPr>
-        <w:t>Yang bertanda tangan di bawah ini :</w:t>
+        <w:t xml:space="preserve">Yang </w:t>
+      </w:r>
+      <w:proofErr w:type="spellStart"/>
+      <w:r>
+        <w:rPr>
+          <w:sz w:val="24"/>
+          <w:szCs w:val="24"/>
+        </w:rPr>
+        <w:t>bertanda</w:t>
+      </w:r>
+      <w:proofErr w:type="spellEnd"/>
+      <w:r>
+        <w:rPr>
+          <w:sz w:val="24"/>
+          <w:szCs w:val="24"/>
+        </w:rPr>
+        <w:t xml:space="preserve"> </w:t>
+      </w:r>
+      <w:proofErr w:type="spellStart"/>
+      <w:r>
+        <w:rPr>
+          <w:sz w:val="24"/>
+          <w:szCs w:val="24"/>
+        </w:rPr>
+        <w:t>tangan</w:t>
+      </w:r>
+      <w:proofErr w:type="spellEnd"/>
+      <w:r>
+        <w:rPr>
+          <w:sz w:val="24"/>
+          <w:szCs w:val="24"/>
+        </w:rPr>
+        <w:t xml:space="preserve"> di </w:t>
+      </w:r>
+      <w:proofErr w:type="spellStart"/>
+      <w:r>
+        <w:rPr>
+          <w:sz w:val="24"/>
+          <w:szCs w:val="24"/>
+        </w:rPr>
+        <w:t>bawah</w:t>
+      </w:r>
+      <w:proofErr w:type="spellEnd"/>
+      <w:r>
+        <w:rPr>
+          <w:sz w:val="24"/>
+          <w:szCs w:val="24"/>
+        </w:rPr>
+        <w:t xml:space="preserve"> </w:t>
+      </w:r>
+      <w:proofErr w:type="gramStart"/>
+      <w:r>
+        <w:rPr>
+          <w:sz w:val="24"/>
+          <w:szCs w:val="24"/>
+        </w:rPr>
+        <w:t>ini :</w:t>
+      </w:r>
+      <w:proofErr w:type="gramEnd"/>
+      <w:r>
+        <w:rPr>
+          <w:sz w:val="24"/>
+          <w:szCs w:val="24"/>
+        </w:rPr>
+        <w:t xml:space="preserve"> </w:t>
       </w:r>
     </w:p>
     <w:tbl>
       <w:tblPr>
-        <w:tblStyle w:val="a0"/>
-        <w:tblW w:w="5000" w:type="pct"/>
-        <w:tblBorders>
-          <w:top w:val="single" w:sz="4" w:space="0" w:color="000000"/>
-          <w:left w:val="single" w:sz="4" w:space="0" w:color="000000"/>
-          <w:bottom w:val="single" w:sz="4" w:space="0" w:color="000000"/>
-          <w:right w:val="single" w:sz="4" w:space="0" w:color="000000"/>
-          <w:insideH w:val="single" w:sz="4" w:space="0" w:color="000000"/>
-          <w:insideV w:val="single" w:sz="4" w:space="0" w:color="000000"/>
-        </w:tblBorders>
-        <w:tblLook w:val="0000" w:firstRow="0" w:lastRow="0" w:firstColumn="0" w:lastColumn="0" w:noHBand="0" w:noVBand="0"/>
+        <w:tblW w:w="0" w:type="auto"/>
+        <w:shd w:val="clear" w:color="auto" w:fill="FFFFFF" w:themeFill="background1"/>
+        <w:tblLayout w:type="fixed"/>
+        <w:tblCellMar>
+          <w:top w:w="15" w:type="dxa"/>
+          <w:left w:w="15" w:type="dxa"/>
+          <w:bottom w:w="15" w:type="dxa"/>
+          <w:right w:w="15" w:type="dxa"/>
+        </w:tblCellMar>
+        <w:tblLook w:val="04A0" w:firstRow="1" w:lastRow="0" w:firstColumn="1" w:lastColumn="0" w:noHBand="0" w:noVBand="1"/>
       </w:tblPr>
       <w:tblGrid>
-        <w:gridCol w:w="502"/>
-        <w:gridCol w:w="3476"/>
-        <w:gridCol w:w="6705"/>
+        <w:gridCol w:w="895"/>
+        <w:gridCol w:w="2366"/>
+        <w:gridCol w:w="7205"/>
       </w:tblGrid>
       <w:tr>
         <w:trPr>
-          <w:trHeight w:val="468"/>
+          <w:trHeight w:val="556"/>
         </w:trPr>
         <w:tc>
           <w:tcPr>
-            <w:tcW w:w="235" w:type="pct"/>
-            <w:vAlign w:val="center"/>
+            <w:tcW w:w="895" w:type="dxa"/>
+            <w:shd w:val="clear" w:color="auto" w:fill="FFFFFF" w:themeFill="background1"/>
+            <w:tcMar>
+              <w:top w:w="100" w:type="dxa"/>
+              <w:left w:w="100" w:type="dxa"/>
+              <w:bottom w:w="100" w:type="dxa"/>
+              <w:right w:w="100" w:type="dxa"/>
+            </w:tcMar>
+            <w:hideMark/>
           </w:tcPr>
           <w:p>
             <w:pPr>
-              <w:ind w:left="2" w:right="-1000" w:hanging="2"/>
+              <w:spacing w:line="360" w:lineRule="auto"/>
+              <w:ind w:left="2" w:hanging="2"/>
+              <w:jc w:val="left"/>
               <w:rPr>
                 <w:sz w:val="24"/>
                 <w:szCs w:val="24"/>
+                <w:lang w:val="en-ID"/>
+              </w:rPr>
+            </w:pPr>
+          </w:p>
+        </w:tc>
+        <w:tc>
+          <w:tcPr>
+            <w:tcW w:w="2366" w:type="dxa"/>
+            <w:shd w:val="clear" w:color="auto" w:fill="FFFFFF" w:themeFill="background1"/>
+            <w:tcMar>
+              <w:top w:w="100" w:type="dxa"/>
+              <w:left w:w="100" w:type="dxa"/>
+              <w:bottom w:w="100" w:type="dxa"/>
+              <w:right w:w="100" w:type="dxa"/>
+            </w:tcMar>
+            <w:hideMark/>
+          </w:tcPr>
+          <w:p>
+            <w:pPr>
+              <w:spacing w:line="360" w:lineRule="auto"/>
+              <w:ind w:left="2" w:hanging="2"/>
+              <w:jc w:val="left"/>
+              <w:rPr>
+                <w:sz w:val="24"/>
+                <w:szCs w:val="24"/>
+                <w:lang w:val="en-ID"/>
               </w:rPr>
             </w:pPr>
             <w:r>
               <w:rPr>
                 <w:sz w:val="24"/>
                 <w:szCs w:val="24"/>
+                <w:lang w:val="en-ID"/>
               </w:rPr>
-              <w:br w:type="textWrapping" w:clear="all"/>
+              <w:t>Nama Inventor</w:t>
             </w:r>
           </w:p>
         </w:tc>
         <w:tc>
           <w:tcPr>
-            <w:tcW w:w="1627" w:type="pct"/>
-            <w:vAlign w:val="center"/>
+            <w:tcW w:w="7205" w:type="dxa"/>
+            <w:shd w:val="clear" w:color="auto" w:fill="FFFFFF" w:themeFill="background1"/>
+            <w:tcMar>
+              <w:top w:w="100" w:type="dxa"/>
+              <w:left w:w="100" w:type="dxa"/>
+              <w:bottom w:w="100" w:type="dxa"/>
+              <w:right w:w="100" w:type="dxa"/>
+            </w:tcMar>
+            <w:hideMark/>
           </w:tcPr>
           <w:p>
             <w:pPr>
-              <w:ind w:left="2" w:right="-1000" w:hanging="2"/>
+              <w:spacing w:line="360" w:lineRule="auto"/>
+              <w:ind w:left="2" w:hanging="2"/>
+              <w:jc w:val="left"/>
               <w:rPr>
                 <w:sz w:val="24"/>
                 <w:szCs w:val="24"/>
+                <w:lang w:val="en-ID"/>
               </w:rPr>
             </w:pPr>
             <w:r>
               <w:rPr>
                 <w:sz w:val="24"/>
                 <w:szCs w:val="24"/>
+                <w:lang w:val="en-ID"/>
               </w:rPr>
-              <w:t xml:space="preserve">             Nama Inventor</w:t>
+              <w:t xml:space="preserve">Alamat </w:t>
             </w:r>
+            <w:proofErr w:type="spellStart"/>
+            <w:r>
+              <w:rPr>
+                <w:sz w:val="24"/>
+                <w:szCs w:val="24"/>
+                <w:lang w:val="en-ID"/>
+              </w:rPr>
+              <w:t>lengkap</w:t>
+            </w:r>
+            <w:proofErr w:type="spellEnd"/>
+            <w:r>
+              <w:rPr>
+                <w:sz w:val="24"/>
+                <w:szCs w:val="24"/>
+                <w:lang w:val="en-ID"/>
+              </w:rPr>
+              <w:t xml:space="preserve"> Kode Pos, Email, No HP, dan </w:t>
+            </w:r>
+            <w:proofErr w:type="spellStart"/>
+            <w:r>
+              <w:rPr>
+                <w:sz w:val="24"/>
+                <w:szCs w:val="24"/>
+                <w:lang w:val="en-ID"/>
+              </w:rPr>
+              <w:t>Kewarganegaraan</w:t>
+            </w:r>
+            <w:proofErr w:type="spellEnd"/>
           </w:p>
         </w:tc>
+      </w:tr>
+      <w:tr>
+        <w:trPr>
+          <w:trHeight w:val="556"/>
+        </w:trPr>
         <w:tc>
           <w:tcPr>
-            <w:tcW w:w="3138" w:type="pct"/>
-            <w:vAlign w:val="center"/>
+            <w:tcW w:w="895" w:type="dxa"/>
+            <w:shd w:val="clear" w:color="auto" w:fill="FFFFFF" w:themeFill="background1"/>
+            <w:tcMar>
+              <w:top w:w="100" w:type="dxa"/>
+              <w:left w:w="100" w:type="dxa"/>
+              <w:bottom w:w="100" w:type="dxa"/>
+              <w:right w:w="100" w:type="dxa"/>
+            </w:tcMar>
+            <w:hideMark/>
           </w:tcPr>
           <w:p>
             <w:pPr>
-              <w:ind w:left="2" w:right="33" w:hanging="2"/>
+              <w:spacing w:line="360" w:lineRule="auto"/>
+              <w:ind w:left="2" w:hanging="2"/>
+              <w:jc w:val="left"/>
               <w:rPr>
                 <w:sz w:val="24"/>
                 <w:szCs w:val="24"/>
+                <w:lang w:val="en-ID"/>
               </w:rPr>
             </w:pPr>
             <w:r>
               <w:rPr>
                 <w:sz w:val="24"/>
                 <w:szCs w:val="24"/>
+                <w:lang w:val="en-ID"/>
               </w:rPr>
-              <w:t xml:space="preserve">Alamat Lengkap Kode Pos, Email, </w:t>
+              <w:t>${no}.</w:t>
             </w:r>
-            <w:r>
+          </w:p>
+        </w:tc>
+        <w:tc>
+          <w:tcPr>
+            <w:tcW w:w="2366" w:type="dxa"/>
+            <w:shd w:val="clear" w:color="auto" w:fill="FFFFFF" w:themeFill="background1"/>
+            <w:tcMar>
+              <w:top w:w="100" w:type="dxa"/>
+              <w:left w:w="100" w:type="dxa"/>
+              <w:bottom w:w="100" w:type="dxa"/>
+              <w:right w:w="100" w:type="dxa"/>
+            </w:tcMar>
+            <w:hideMark/>
+          </w:tcPr>
+          <w:p>
+            <w:pPr>
+              <w:spacing w:line="360" w:lineRule="auto"/>
+              <w:ind w:left="2" w:hanging="2"/>
+              <w:jc w:val="left"/>
               <w:rPr>
                 <w:sz w:val="24"/>
                 <w:szCs w:val="24"/>
-              </w:rPr>
-              <w:t>No HP</w:t>
-            </w:r>
-            <w:r>
-              <w:rPr>
-                <w:sz w:val="24"/>
-                <w:szCs w:val="24"/>
-              </w:rPr>
-              <w:t xml:space="preserve"> dan Kewarganegaraan</w:t>
-            </w:r>
-          </w:p>
-        </w:tc>
-      </w:tr>
-      <w:tr>
-        <w:trPr>
-          <w:trHeight w:val="358"/>
-        </w:trPr>
-        <w:tc>
-          <w:tcPr>
-            <w:tcW w:w="235" w:type="pct"/>
-            <w:vAlign w:val="center"/>
-          </w:tcPr>
-          <w:p>
-            <w:pPr>
-              <w:spacing w:line="240" w:lineRule="auto"/>
-              <w:ind w:firstLineChars="0" w:firstLine="0"/>
-              <w:rPr>
-                <w:sz w:val="24"/>
-                <w:szCs w:val="24"/>
+                <w:lang w:val="en-ID"/>
               </w:rPr>
             </w:pPr>
             <w:r>
               <w:rPr>
                 <w:sz w:val="24"/>
                 <w:szCs w:val="24"/>
+                <w:lang w:val="en-ID"/>
               </w:rPr>
-              <w:t>${no}</w:t>
+              <w:t>${</w:t>
+            </w:r>
+            <w:proofErr w:type="spellStart"/>
+            <w:r>
+              <w:rPr>
+                <w:sz w:val="24"/>
+                <w:szCs w:val="24"/>
+                <w:lang w:val="en-ID"/>
+              </w:rPr>
+              <w:t>nama_lengkap</w:t>
+            </w:r>
+            <w:proofErr w:type="spellEnd"/>
+            <w:r>
+              <w:rPr>
+                <w:sz w:val="24"/>
+                <w:szCs w:val="24"/>
+                <w:lang w:val="en-ID"/>
+              </w:rPr>
+              <w:t>}</w:t>
             </w:r>
           </w:p>
         </w:tc>
         <w:tc>
           <w:tcPr>
-            <w:tcW w:w="1627" w:type="pct"/>
+            <w:tcW w:w="7205" w:type="dxa"/>
+            <w:shd w:val="clear" w:color="auto" w:fill="FFFFFF" w:themeFill="background1"/>
+            <w:tcMar>
+              <w:top w:w="100" w:type="dxa"/>
+              <w:left w:w="100" w:type="dxa"/>
+              <w:bottom w:w="100" w:type="dxa"/>
+              <w:right w:w="100" w:type="dxa"/>
+            </w:tcMar>
+            <w:hideMark/>
           </w:tcPr>
           <w:p>
             <w:pPr>
-              <w:spacing w:line="240" w:lineRule="auto"/>
-              <w:ind w:firstLineChars="0" w:firstLine="0"/>
+              <w:spacing w:line="360" w:lineRule="auto"/>
+              <w:ind w:left="2" w:hanging="2"/>
+              <w:jc w:val="left"/>
               <w:rPr>
                 <w:sz w:val="24"/>
                 <w:szCs w:val="24"/>
+                <w:lang w:val="en-ID"/>
               </w:rPr>
             </w:pPr>
             <w:r>
               <w:rPr>
                 <w:sz w:val="24"/>
                 <w:szCs w:val="24"/>
+                <w:lang w:val="en-ID"/>
               </w:rPr>
-              <w:t>${nama_lengkap}</w:t>
+              <w:t>${</w:t>
             </w:r>
-          </w:p>
-        </w:tc>
-        <w:tc>
-          <w:tcPr>
-            <w:tcW w:w="3138" w:type="pct"/>
-          </w:tcPr>
-          <w:p>
-            <w:pPr>
-              <w:spacing w:line="240" w:lineRule="auto"/>
-              <w:ind w:firstLineChars="0" w:firstLine="0"/>
-              <w:rPr>
-                <w:sz w:val="24"/>
-                <w:szCs w:val="24"/>
-              </w:rPr>
-            </w:pPr>
+            <w:proofErr w:type="spellStart"/>
             <w:r>
               <w:rPr>
                 <w:sz w:val="24"/>
                 <w:szCs w:val="24"/>
+                <w:lang w:val="en-ID"/>
               </w:rPr>
-              <w:t>${</w:t>
+              <w:t>alamat</w:t>
             </w:r>
+            <w:proofErr w:type="spellEnd"/>
             <w:r>
               <w:rPr>
                 <w:sz w:val="24"/>
                 <w:szCs w:val="24"/>
+                <w:lang w:val="en-ID"/>
               </w:rPr>
-              <w:t>a</w:t>
+              <w:t>} ${</w:t>
             </w:r>
+            <w:proofErr w:type="spellStart"/>
             <w:r>
               <w:rPr>
                 <w:sz w:val="24"/>
                 <w:szCs w:val="24"/>
+                <w:lang w:val="en-ID"/>
               </w:rPr>
-              <w:t>lamat}, ${kode_pos}, ${email}, ${no_hp}, dan ${kewarganegaraan}</w:t>
+              <w:t>kode_pos</w:t>
+            </w:r>
+            <w:proofErr w:type="spellEnd"/>
+            <w:r>
+              <w:rPr>
+                <w:sz w:val="24"/>
+                <w:szCs w:val="24"/>
+                <w:lang w:val="en-ID"/>
+              </w:rPr>
+              <w:t>}, ${email}, ${</w:t>
+            </w:r>
+            <w:proofErr w:type="spellStart"/>
+            <w:r>
+              <w:rPr>
+                <w:sz w:val="24"/>
+                <w:szCs w:val="24"/>
+                <w:lang w:val="en-ID"/>
+              </w:rPr>
+              <w:t>no_hp</w:t>
+            </w:r>
+            <w:proofErr w:type="spellEnd"/>
+            <w:r>
+              <w:rPr>
+                <w:sz w:val="24"/>
+                <w:szCs w:val="24"/>
+                <w:lang w:val="en-ID"/>
+              </w:rPr>
+              <w:t>}, dan ${</w:t>
+            </w:r>
+            <w:proofErr w:type="spellStart"/>
+            <w:r>
+              <w:rPr>
+                <w:sz w:val="24"/>
+                <w:szCs w:val="24"/>
+                <w:lang w:val="en-ID"/>
+              </w:rPr>
+              <w:t>kewarganegaraan</w:t>
+            </w:r>
+            <w:proofErr w:type="spellEnd"/>
+            <w:r>
+              <w:rPr>
+                <w:sz w:val="24"/>
+                <w:szCs w:val="24"/>
+                <w:lang w:val="en-ID"/>
+              </w:rPr>
+              <w:t>}</w:t>
             </w:r>
           </w:p>
         </w:tc>
@@ -270,45 +488,41 @@
     </w:tbl>
     <w:p>
       <w:pPr>
-        <w:ind w:left="2" w:right="-1000" w:hanging="2"/>
-        <w:rPr>
-          <w:sz w:val="24"/>
-          <w:szCs w:val="24"/>
-        </w:rPr>
-      </w:pPr>
-      <w:r>
-        <w:rPr>
-          <w:sz w:val="24"/>
-          <w:szCs w:val="24"/>
-        </w:rPr>
-        <w:t xml:space="preserve"> </w:t>
-      </w:r>
+        <w:spacing w:line="360" w:lineRule="auto"/>
+        <w:ind w:left="2" w:hanging="2"/>
+        <w:rPr>
+          <w:sz w:val="24"/>
+          <w:szCs w:val="24"/>
+        </w:rPr>
+      </w:pPr>
     </w:p>
     <w:p>
       <w:pPr>
-        <w:pBdr>
-          <w:top w:val="nil"/>
-          <w:left w:val="nil"/>
-          <w:bottom w:val="nil"/>
-          <w:right w:val="nil"/>
-          <w:between w:val="nil"/>
-        </w:pBdr>
-        <w:spacing w:line="240" w:lineRule="auto"/>
-        <w:ind w:left="2" w:right="-471" w:hanging="2"/>
-        <w:rPr>
-          <w:color w:val="000000"/>
-          <w:sz w:val="24"/>
-          <w:szCs w:val="24"/>
-        </w:rPr>
-      </w:pPr>
-      <w:r>
-        <w:rPr>
-          <w:color w:val="000000"/>
-          <w:sz w:val="24"/>
-          <w:szCs w:val="24"/>
-        </w:rPr>
-        <w:t>Dengan ini kami/saya menyatakan bahwa, Invensi yang berjudul:</w:t>
-      </w:r>
+        <w:ind w:right="-1000" w:firstLine="0"/>
+        <w:rPr>
+          <w:color w:val="000000"/>
+          <w:sz w:val="24"/>
+          <w:szCs w:val="24"/>
+        </w:rPr>
+      </w:pPr>
+      <w:r>
+        <w:rPr>
+          <w:color w:val="000000"/>
+          <w:sz w:val="24"/>
+          <w:szCs w:val="24"/>
+        </w:rPr>
+        <w:t>Dengan ini kami/</w:t>
+      </w:r>
+      <w:proofErr w:type="spellStart"/>
+      <w:r>
+        <w:rPr>
+          <w:color w:val="000000"/>
+          <w:sz w:val="24"/>
+          <w:szCs w:val="24"/>
+        </w:rPr>
+        <w:t>saya</w:t>
+      </w:r>
+      <w:proofErr w:type="spellEnd"/>
       <w:r>
         <w:rPr>
           <w:color w:val="000000"/>
@@ -317,13 +531,16 @@
         </w:rPr>
         <w:t xml:space="preserve"> </w:t>
       </w:r>
-      <w:r>
-        <w:rPr>
-          <w:sz w:val="24"/>
-          <w:szCs w:val="24"/>
-        </w:rPr>
-        <w:t>${judul_invensi}</w:t>
-      </w:r>
+      <w:proofErr w:type="spellStart"/>
+      <w:r>
+        <w:rPr>
+          <w:color w:val="000000"/>
+          <w:sz w:val="24"/>
+          <w:szCs w:val="24"/>
+        </w:rPr>
+        <w:t>menyatakan</w:t>
+      </w:r>
+      <w:proofErr w:type="spellEnd"/>
       <w:r>
         <w:rPr>
           <w:color w:val="000000"/>
@@ -332,13 +549,370 @@
         </w:rPr>
         <w:t xml:space="preserve"> </w:t>
       </w:r>
-      <w:r>
-        <w:rPr>
-          <w:color w:val="000000"/>
-          <w:sz w:val="24"/>
-          <w:szCs w:val="24"/>
-        </w:rPr>
-        <w:t>adalah milik saya/kami dan tidak meniru atau  menggunakan  Invensi orang lain (sebelum invensi tersebut dipindahkan ke pihak lain, jika pemohon bukan inventor).</w:t>
+      <w:proofErr w:type="spellStart"/>
+      <w:r>
+        <w:rPr>
+          <w:color w:val="000000"/>
+          <w:sz w:val="24"/>
+          <w:szCs w:val="24"/>
+        </w:rPr>
+        <w:t>bahwa</w:t>
+      </w:r>
+      <w:proofErr w:type="spellEnd"/>
+      <w:r>
+        <w:rPr>
+          <w:color w:val="000000"/>
+          <w:sz w:val="24"/>
+          <w:szCs w:val="24"/>
+        </w:rPr>
+        <w:t xml:space="preserve">, </w:t>
+      </w:r>
+      <w:proofErr w:type="spellStart"/>
+      <w:r>
+        <w:rPr>
+          <w:color w:val="000000"/>
+          <w:sz w:val="24"/>
+          <w:szCs w:val="24"/>
+        </w:rPr>
+        <w:t>Invensi</w:t>
+      </w:r>
+      <w:proofErr w:type="spellEnd"/>
+      <w:r>
+        <w:rPr>
+          <w:color w:val="000000"/>
+          <w:sz w:val="24"/>
+          <w:szCs w:val="24"/>
+        </w:rPr>
+        <w:t xml:space="preserve"> yang </w:t>
+      </w:r>
+      <w:proofErr w:type="spellStart"/>
+      <w:r>
+        <w:rPr>
+          <w:color w:val="000000"/>
+          <w:sz w:val="24"/>
+          <w:szCs w:val="24"/>
+        </w:rPr>
+        <w:t>berjudul</w:t>
+      </w:r>
+      <w:proofErr w:type="spellEnd"/>
+      <w:r>
+        <w:rPr>
+          <w:color w:val="000000"/>
+          <w:sz w:val="24"/>
+          <w:szCs w:val="24"/>
+        </w:rPr>
+        <w:t xml:space="preserve">: </w:t>
+      </w:r>
+      <w:r>
+        <w:rPr>
+          <w:sz w:val="24"/>
+          <w:szCs w:val="24"/>
+        </w:rPr>
+        <w:t>${</w:t>
+      </w:r>
+      <w:proofErr w:type="spellStart"/>
+      <w:r>
+        <w:rPr>
+          <w:sz w:val="24"/>
+          <w:szCs w:val="24"/>
+        </w:rPr>
+        <w:t>judul_invensi</w:t>
+      </w:r>
+      <w:proofErr w:type="spellEnd"/>
+      <w:r>
+        <w:rPr>
+          <w:sz w:val="24"/>
+          <w:szCs w:val="24"/>
+        </w:rPr>
+        <w:t>}</w:t>
+      </w:r>
+      <w:r>
+        <w:rPr>
+          <w:color w:val="000000"/>
+          <w:sz w:val="24"/>
+          <w:szCs w:val="24"/>
+        </w:rPr>
+        <w:t xml:space="preserve"> adalah </w:t>
+      </w:r>
+      <w:proofErr w:type="spellStart"/>
+      <w:r>
+        <w:rPr>
+          <w:color w:val="000000"/>
+          <w:sz w:val="24"/>
+          <w:szCs w:val="24"/>
+        </w:rPr>
+        <w:t>milik</w:t>
+      </w:r>
+      <w:proofErr w:type="spellEnd"/>
+      <w:r>
+        <w:rPr>
+          <w:color w:val="000000"/>
+          <w:sz w:val="24"/>
+          <w:szCs w:val="24"/>
+        </w:rPr>
+        <w:t xml:space="preserve"> </w:t>
+      </w:r>
+      <w:proofErr w:type="spellStart"/>
+      <w:r>
+        <w:rPr>
+          <w:color w:val="000000"/>
+          <w:sz w:val="24"/>
+          <w:szCs w:val="24"/>
+        </w:rPr>
+        <w:t>saya</w:t>
+      </w:r>
+      <w:proofErr w:type="spellEnd"/>
+      <w:r>
+        <w:rPr>
+          <w:color w:val="000000"/>
+          <w:sz w:val="24"/>
+          <w:szCs w:val="24"/>
+        </w:rPr>
+        <w:t xml:space="preserve">/kami dan tidak </w:t>
+      </w:r>
+      <w:proofErr w:type="spellStart"/>
+      <w:r>
+        <w:rPr>
+          <w:color w:val="000000"/>
+          <w:sz w:val="24"/>
+          <w:szCs w:val="24"/>
+        </w:rPr>
+        <w:t>meniru</w:t>
+      </w:r>
+      <w:proofErr w:type="spellEnd"/>
+      <w:r>
+        <w:rPr>
+          <w:color w:val="000000"/>
+          <w:sz w:val="24"/>
+          <w:szCs w:val="24"/>
+        </w:rPr>
+        <w:t xml:space="preserve"> </w:t>
+      </w:r>
+      <w:proofErr w:type="gramStart"/>
+      <w:r>
+        <w:rPr>
+          <w:color w:val="000000"/>
+          <w:sz w:val="24"/>
+          <w:szCs w:val="24"/>
+        </w:rPr>
+        <w:t xml:space="preserve">atau  </w:t>
+      </w:r>
+      <w:proofErr w:type="spellStart"/>
+      <w:r>
+        <w:rPr>
+          <w:color w:val="000000"/>
+          <w:sz w:val="24"/>
+          <w:szCs w:val="24"/>
+        </w:rPr>
+        <w:t>menggunakan</w:t>
+      </w:r>
+      <w:proofErr w:type="spellEnd"/>
+      <w:proofErr w:type="gramEnd"/>
+      <w:r>
+        <w:rPr>
+          <w:color w:val="000000"/>
+          <w:sz w:val="24"/>
+          <w:szCs w:val="24"/>
+        </w:rPr>
+        <w:t xml:space="preserve">  </w:t>
+      </w:r>
+      <w:proofErr w:type="spellStart"/>
+      <w:r>
+        <w:rPr>
+          <w:color w:val="000000"/>
+          <w:sz w:val="24"/>
+          <w:szCs w:val="24"/>
+        </w:rPr>
+        <w:t>Invensi</w:t>
+      </w:r>
+      <w:proofErr w:type="spellEnd"/>
+      <w:r>
+        <w:rPr>
+          <w:color w:val="000000"/>
+          <w:sz w:val="24"/>
+          <w:szCs w:val="24"/>
+        </w:rPr>
+        <w:t xml:space="preserve"> orang lain (</w:t>
+      </w:r>
+      <w:proofErr w:type="spellStart"/>
+      <w:r>
+        <w:rPr>
+          <w:color w:val="000000"/>
+          <w:sz w:val="24"/>
+          <w:szCs w:val="24"/>
+        </w:rPr>
+        <w:t>sebelum</w:t>
+      </w:r>
+      <w:proofErr w:type="spellEnd"/>
+      <w:r>
+        <w:rPr>
+          <w:color w:val="000000"/>
+          <w:sz w:val="24"/>
+          <w:szCs w:val="24"/>
+        </w:rPr>
+        <w:t xml:space="preserve"> </w:t>
+      </w:r>
+      <w:proofErr w:type="spellStart"/>
+      <w:r>
+        <w:rPr>
+          <w:color w:val="000000"/>
+          <w:sz w:val="24"/>
+          <w:szCs w:val="24"/>
+        </w:rPr>
+        <w:t>invensi</w:t>
+      </w:r>
+      <w:proofErr w:type="spellEnd"/>
+      <w:r>
+        <w:rPr>
+          <w:color w:val="000000"/>
+          <w:sz w:val="24"/>
+          <w:szCs w:val="24"/>
+        </w:rPr>
+        <w:t xml:space="preserve"> </w:t>
+      </w:r>
+      <w:proofErr w:type="spellStart"/>
+      <w:r>
+        <w:rPr>
+          <w:color w:val="000000"/>
+          <w:sz w:val="24"/>
+          <w:szCs w:val="24"/>
+        </w:rPr>
+        <w:t>tersebut</w:t>
+      </w:r>
+      <w:proofErr w:type="spellEnd"/>
+      <w:r>
+        <w:rPr>
+          <w:color w:val="000000"/>
+          <w:sz w:val="24"/>
+          <w:szCs w:val="24"/>
+        </w:rPr>
+        <w:t xml:space="preserve"> </w:t>
+      </w:r>
+      <w:proofErr w:type="spellStart"/>
+      <w:r>
+        <w:rPr>
+          <w:color w:val="000000"/>
+          <w:sz w:val="24"/>
+          <w:szCs w:val="24"/>
+        </w:rPr>
+        <w:t>dipindahkan</w:t>
+      </w:r>
+      <w:proofErr w:type="spellEnd"/>
+      <w:r>
+        <w:rPr>
+          <w:color w:val="000000"/>
+          <w:sz w:val="24"/>
+          <w:szCs w:val="24"/>
+        </w:rPr>
+        <w:t xml:space="preserve"> </w:t>
+      </w:r>
+      <w:proofErr w:type="spellStart"/>
+      <w:r>
+        <w:rPr>
+          <w:color w:val="000000"/>
+          <w:sz w:val="24"/>
+          <w:szCs w:val="24"/>
+        </w:rPr>
+        <w:t>ke</w:t>
+      </w:r>
+      <w:proofErr w:type="spellEnd"/>
+      <w:r>
+        <w:rPr>
+          <w:color w:val="000000"/>
+          <w:sz w:val="24"/>
+          <w:szCs w:val="24"/>
+        </w:rPr>
+        <w:t xml:space="preserve"> </w:t>
+      </w:r>
+      <w:proofErr w:type="spellStart"/>
+      <w:r>
+        <w:rPr>
+          <w:color w:val="000000"/>
+          <w:sz w:val="24"/>
+          <w:szCs w:val="24"/>
+        </w:rPr>
+        <w:t>pihak</w:t>
+      </w:r>
+      <w:proofErr w:type="spellEnd"/>
+      <w:r>
+        <w:rPr>
+          <w:color w:val="000000"/>
+          <w:sz w:val="24"/>
+          <w:szCs w:val="24"/>
+        </w:rPr>
+        <w:t xml:space="preserve"> </w:t>
+      </w:r>
+      <w:proofErr w:type="spellStart"/>
+      <w:r>
+        <w:rPr>
+          <w:color w:val="000000"/>
+          <w:sz w:val="24"/>
+          <w:szCs w:val="24"/>
+        </w:rPr>
+        <w:t>lain</w:t>
+      </w:r>
+      <w:proofErr w:type="spellEnd"/>
+      <w:r>
+        <w:rPr>
+          <w:color w:val="000000"/>
+          <w:sz w:val="24"/>
+          <w:szCs w:val="24"/>
+        </w:rPr>
+        <w:t xml:space="preserve">, </w:t>
+      </w:r>
+      <w:proofErr w:type="spellStart"/>
+      <w:r>
+        <w:rPr>
+          <w:color w:val="000000"/>
+          <w:sz w:val="24"/>
+          <w:szCs w:val="24"/>
+        </w:rPr>
+        <w:t>jika</w:t>
+      </w:r>
+      <w:proofErr w:type="spellEnd"/>
+      <w:r>
+        <w:rPr>
+          <w:color w:val="000000"/>
+          <w:sz w:val="24"/>
+          <w:szCs w:val="24"/>
+        </w:rPr>
+        <w:t xml:space="preserve"> </w:t>
+      </w:r>
+      <w:proofErr w:type="spellStart"/>
+      <w:r>
+        <w:rPr>
+          <w:color w:val="000000"/>
+          <w:sz w:val="24"/>
+          <w:szCs w:val="24"/>
+        </w:rPr>
+        <w:t>pemohon</w:t>
+      </w:r>
+      <w:proofErr w:type="spellEnd"/>
+      <w:r>
+        <w:rPr>
+          <w:color w:val="000000"/>
+          <w:sz w:val="24"/>
+          <w:szCs w:val="24"/>
+        </w:rPr>
+        <w:t xml:space="preserve"> </w:t>
+      </w:r>
+      <w:proofErr w:type="spellStart"/>
+      <w:r>
+        <w:rPr>
+          <w:color w:val="000000"/>
+          <w:sz w:val="24"/>
+          <w:szCs w:val="24"/>
+        </w:rPr>
+        <w:t>bukan</w:t>
+      </w:r>
+      <w:proofErr w:type="spellEnd"/>
+      <w:r>
+        <w:rPr>
+          <w:color w:val="000000"/>
+          <w:sz w:val="24"/>
+          <w:szCs w:val="24"/>
+        </w:rPr>
+        <w:t xml:space="preserve"> inventor).</w:t>
       </w:r>
     </w:p>
     <w:p>
@@ -365,12 +939,117 @@
           <w:szCs w:val="24"/>
         </w:rPr>
       </w:pPr>
-      <w:r>
-        <w:rPr>
-          <w:sz w:val="24"/>
-          <w:szCs w:val="24"/>
-        </w:rPr>
-        <w:t>Demikian pernyataan ini saya buat dengan sebenarnya, untuk dapat dipergunakan sebagaimana mestinya.</w:t>
+      <w:proofErr w:type="spellStart"/>
+      <w:r>
+        <w:rPr>
+          <w:sz w:val="24"/>
+          <w:szCs w:val="24"/>
+        </w:rPr>
+        <w:t>Demikian</w:t>
+      </w:r>
+      <w:proofErr w:type="spellEnd"/>
+      <w:r>
+        <w:rPr>
+          <w:sz w:val="24"/>
+          <w:szCs w:val="24"/>
+        </w:rPr>
+        <w:t xml:space="preserve"> </w:t>
+      </w:r>
+      <w:proofErr w:type="spellStart"/>
+      <w:r>
+        <w:rPr>
+          <w:sz w:val="24"/>
+          <w:szCs w:val="24"/>
+        </w:rPr>
+        <w:t>pernyataan</w:t>
+      </w:r>
+      <w:proofErr w:type="spellEnd"/>
+      <w:r>
+        <w:rPr>
+          <w:sz w:val="24"/>
+          <w:szCs w:val="24"/>
+        </w:rPr>
+        <w:t xml:space="preserve"> ini </w:t>
+      </w:r>
+      <w:proofErr w:type="spellStart"/>
+      <w:r>
+        <w:rPr>
+          <w:sz w:val="24"/>
+          <w:szCs w:val="24"/>
+        </w:rPr>
+        <w:t>saya</w:t>
+      </w:r>
+      <w:proofErr w:type="spellEnd"/>
+      <w:r>
+        <w:rPr>
+          <w:sz w:val="24"/>
+          <w:szCs w:val="24"/>
+        </w:rPr>
+        <w:t xml:space="preserve"> buat dengan </w:t>
+      </w:r>
+      <w:proofErr w:type="spellStart"/>
+      <w:r>
+        <w:rPr>
+          <w:sz w:val="24"/>
+          <w:szCs w:val="24"/>
+        </w:rPr>
+        <w:t>sebenarnya</w:t>
+      </w:r>
+      <w:proofErr w:type="spellEnd"/>
+      <w:r>
+        <w:rPr>
+          <w:sz w:val="24"/>
+          <w:szCs w:val="24"/>
+        </w:rPr>
+        <w:t xml:space="preserve">, untuk dapat </w:t>
+      </w:r>
+      <w:proofErr w:type="spellStart"/>
+      <w:r>
+        <w:rPr>
+          <w:sz w:val="24"/>
+          <w:szCs w:val="24"/>
+        </w:rPr>
+        <w:t>dipergunakan</w:t>
+      </w:r>
+      <w:proofErr w:type="spellEnd"/>
+      <w:r>
+        <w:rPr>
+          <w:sz w:val="24"/>
+          <w:szCs w:val="24"/>
+        </w:rPr>
+        <w:t xml:space="preserve"> </w:t>
+      </w:r>
+      <w:proofErr w:type="spellStart"/>
+      <w:r>
+        <w:rPr>
+          <w:sz w:val="24"/>
+          <w:szCs w:val="24"/>
+        </w:rPr>
+        <w:t>sebagaimana</w:t>
+      </w:r>
+      <w:proofErr w:type="spellEnd"/>
+      <w:r>
+        <w:rPr>
+          <w:sz w:val="24"/>
+          <w:szCs w:val="24"/>
+        </w:rPr>
+        <w:t xml:space="preserve"> </w:t>
+      </w:r>
+      <w:proofErr w:type="spellStart"/>
+      <w:r>
+        <w:rPr>
+          <w:sz w:val="24"/>
+          <w:szCs w:val="24"/>
+        </w:rPr>
+        <w:t>mestinya</w:t>
+      </w:r>
+      <w:proofErr w:type="spellEnd"/>
+      <w:r>
+        <w:rPr>
+          <w:sz w:val="24"/>
+          <w:szCs w:val="24"/>
+        </w:rPr>
+        <w:t>.</w:t>
       </w:r>
     </w:p>
     <w:p>
@@ -386,7 +1065,7 @@
     <w:p>
       <w:pPr>
         <w:spacing w:line="360" w:lineRule="auto"/>
-        <w:ind w:leftChars="2338" w:left="4678" w:right="-612" w:hanging="2"/>
+        <w:ind w:left="4678" w:right="-612"/>
         <w:jc w:val="center"/>
         <w:rPr>
           <w:sz w:val="24"/>
@@ -398,28 +1077,29 @@
           <w:sz w:val="24"/>
           <w:szCs w:val="24"/>
         </w:rPr>
-        <w:t xml:space="preserve">Semarang, </w:t>
-      </w:r>
-      <w:r>
-        <w:rPr>
-          <w:sz w:val="24"/>
-          <w:szCs w:val="24"/>
-        </w:rPr>
-        <w:t>${</w:t>
-      </w:r>
-      <w:r>
-        <w:rPr>
-          <w:sz w:val="24"/>
-          <w:szCs w:val="24"/>
-          <w:lang w:val="en-ID"/>
-        </w:rPr>
-        <w:t>tanggal_pengisian}</w:t>
+        <w:t>Semarang, ${</w:t>
+      </w:r>
+      <w:proofErr w:type="spellStart"/>
+      <w:r>
+        <w:rPr>
+          <w:sz w:val="24"/>
+          <w:szCs w:val="24"/>
+        </w:rPr>
+        <w:t>tanggal_pengisian</w:t>
+      </w:r>
+      <w:proofErr w:type="spellEnd"/>
+      <w:r>
+        <w:rPr>
+          <w:sz w:val="24"/>
+          <w:szCs w:val="24"/>
+        </w:rPr>
+        <w:t>}</w:t>
       </w:r>
     </w:p>
     <w:p>
       <w:pPr>
         <w:spacing w:line="360" w:lineRule="auto"/>
-        <w:ind w:leftChars="2338" w:left="4678" w:right="-612" w:hanging="2"/>
+        <w:ind w:left="4678" w:right="-612"/>
         <w:jc w:val="center"/>
         <w:rPr>
           <w:sz w:val="24"/>
@@ -436,7 +1116,7 @@
     </w:p>
     <w:p>
       <w:pPr>
-        <w:ind w:leftChars="2338" w:left="4678" w:right="-612" w:hanging="2"/>
+        <w:ind w:left="4678" w:right="-612"/>
         <w:jc w:val="center"/>
         <w:rPr>
           <w:sz w:val="24"/>
@@ -446,25 +1126,37 @@
     </w:p>
     <w:p>
       <w:pPr>
-        <w:ind w:leftChars="2338" w:left="4678" w:right="-612" w:hanging="2"/>
+        <w:ind w:left="4678" w:right="-612"/>
         <w:rPr>
           <w:color w:val="A6A6A6"/>
           <w:sz w:val="22"/>
           <w:szCs w:val="22"/>
         </w:rPr>
       </w:pPr>
+      <w:proofErr w:type="spellStart"/>
+      <w:proofErr w:type="gramStart"/>
       <w:r>
         <w:rPr>
           <w:color w:val="A6A6A6"/>
           <w:sz w:val="22"/>
           <w:szCs w:val="22"/>
         </w:rPr>
-        <w:t>Materai  10.000</w:t>
-      </w:r>
+        <w:t>Materai</w:t>
+      </w:r>
+      <w:proofErr w:type="spellEnd"/>
+      <w:r>
+        <w:rPr>
+          <w:color w:val="A6A6A6"/>
+          <w:sz w:val="22"/>
+          <w:szCs w:val="22"/>
+        </w:rPr>
+        <w:t xml:space="preserve">  10.000</w:t>
+      </w:r>
+      <w:proofErr w:type="gramEnd"/>
     </w:p>
     <w:p>
       <w:pPr>
-        <w:ind w:leftChars="2338" w:left="4678" w:right="-612" w:hanging="2"/>
+        <w:ind w:left="4678" w:right="-612"/>
         <w:jc w:val="center"/>
         <w:rPr>
           <w:sz w:val="24"/>
@@ -474,7 +1166,7 @@
     </w:p>
     <w:p>
       <w:pPr>
-        <w:ind w:leftChars="2338" w:left="4678" w:right="-612" w:hanging="2"/>
+        <w:ind w:left="4678" w:right="-612"/>
         <w:rPr>
           <w:color w:val="000000"/>
           <w:sz w:val="24"/>
@@ -484,6 +1176,7 @@
       <w:r>
         <w:rPr>
           <w:b/>
+          <w:bCs/>
           <w:smallCaps/>
           <w:color w:val="000000"/>
           <w:sz w:val="24"/>
@@ -497,18 +1190,34 @@
         <w:tabs>
           <w:tab w:val="left" w:pos="4962"/>
         </w:tabs>
-        <w:ind w:leftChars="2409" w:left="4820" w:right="-612" w:hanging="2"/>
-        <w:rPr>
-          <w:sz w:val="24"/>
-          <w:szCs w:val="24"/>
-        </w:rPr>
-      </w:pPr>
-      <w:r>
-        <w:rPr>
-          <w:sz w:val="24"/>
-          <w:szCs w:val="24"/>
-        </w:rPr>
-        <w:t>${list_inventor}</w:t>
+        <w:ind w:left="4820" w:right="-612"/>
+        <w:rPr>
+          <w:sz w:val="24"/>
+          <w:szCs w:val="24"/>
+        </w:rPr>
+      </w:pPr>
+      <w:r>
+        <w:rPr>
+          <w:sz w:val="24"/>
+          <w:szCs w:val="24"/>
+        </w:rPr>
+        <w:t>${</w:t>
+      </w:r>
+      <w:proofErr w:type="spellStart"/>
+      <w:r>
+        <w:rPr>
+          <w:sz w:val="24"/>
+          <w:szCs w:val="24"/>
+        </w:rPr>
+        <w:t>list_inventor</w:t>
+      </w:r>
+      <w:proofErr w:type="spellEnd"/>
+      <w:r>
+        <w:rPr>
+          <w:sz w:val="24"/>
+          <w:szCs w:val="24"/>
+        </w:rPr>
+        <w:t>}</w:t>
       </w:r>
     </w:p>
     <w:p>
@@ -516,18 +1225,66 @@
         <w:tabs>
           <w:tab w:val="left" w:pos="4962"/>
         </w:tabs>
-        <w:ind w:leftChars="2409" w:left="4820" w:right="-612" w:hanging="2"/>
-        <w:rPr>
-          <w:sz w:val="24"/>
-          <w:szCs w:val="24"/>
-        </w:rPr>
-      </w:pPr>
-      <w:r>
-        <w:rPr>
-          <w:sz w:val="24"/>
-          <w:szCs w:val="24"/>
-        </w:rPr>
-        <w:t>${no_list}. ${nama_list}</w:t>
+        <w:ind w:left="4820" w:right="-612"/>
+        <w:rPr>
+          <w:sz w:val="24"/>
+          <w:szCs w:val="24"/>
+        </w:rPr>
+      </w:pPr>
+      <w:r>
+        <w:rPr>
+          <w:sz w:val="24"/>
+          <w:szCs w:val="24"/>
+        </w:rPr>
+        <w:t>${</w:t>
+      </w:r>
+      <w:proofErr w:type="spellStart"/>
+      <w:r>
+        <w:rPr>
+          <w:sz w:val="24"/>
+          <w:szCs w:val="24"/>
+        </w:rPr>
+        <w:t>no_</w:t>
+      </w:r>
+      <w:proofErr w:type="gramStart"/>
+      <w:r>
+        <w:rPr>
+          <w:sz w:val="24"/>
+          <w:szCs w:val="24"/>
+        </w:rPr>
+        <w:t>list</w:t>
+      </w:r>
+      <w:proofErr w:type="spellEnd"/>
+      <w:r>
+        <w:rPr>
+          <w:sz w:val="24"/>
+          <w:szCs w:val="24"/>
+        </w:rPr>
+        <w:t>}.</w:t>
+      </w:r>
+      <w:proofErr w:type="gramEnd"/>
+      <w:r>
+        <w:rPr>
+          <w:sz w:val="24"/>
+          <w:szCs w:val="24"/>
+        </w:rPr>
+        <w:t xml:space="preserve"> ${</w:t>
+      </w:r>
+      <w:proofErr w:type="spellStart"/>
+      <w:r>
+        <w:rPr>
+          <w:sz w:val="24"/>
+          <w:szCs w:val="24"/>
+        </w:rPr>
+        <w:t>nama_list</w:t>
+      </w:r>
+      <w:proofErr w:type="spellEnd"/>
+      <w:r>
+        <w:rPr>
+          <w:sz w:val="24"/>
+          <w:szCs w:val="24"/>
+        </w:rPr>
+        <w:t>}</w:t>
       </w:r>
     </w:p>
     <w:p>
@@ -535,7 +1292,7 @@
         <w:tabs>
           <w:tab w:val="left" w:pos="4962"/>
         </w:tabs>
-        <w:ind w:leftChars="2409" w:left="4820" w:right="-612" w:hanging="2"/>
+        <w:ind w:left="4820" w:right="-612"/>
         <w:rPr>
           <w:sz w:val="24"/>
           <w:szCs w:val="24"/>
@@ -547,18 +1304,36 @@
         <w:tabs>
           <w:tab w:val="left" w:pos="4962"/>
         </w:tabs>
-        <w:ind w:leftChars="2409" w:left="4820" w:right="-612" w:hanging="2"/>
-        <w:rPr>
-          <w:sz w:val="24"/>
-          <w:szCs w:val="24"/>
-        </w:rPr>
-      </w:pPr>
-      <w:r>
-        <w:rPr>
-          <w:sz w:val="24"/>
-          <w:szCs w:val="24"/>
-        </w:rPr>
-        <w:t>${/list_inventor}</w:t>
+        <w:ind w:left="4820" w:right="-612"/>
+        <w:rPr>
+          <w:sz w:val="24"/>
+          <w:szCs w:val="24"/>
+        </w:rPr>
+      </w:pPr>
+      <w:proofErr w:type="gramStart"/>
+      <w:r>
+        <w:rPr>
+          <w:sz w:val="24"/>
+          <w:szCs w:val="24"/>
+        </w:rPr>
+        <w:t>${/</w:t>
+      </w:r>
+      <w:proofErr w:type="spellStart"/>
+      <w:proofErr w:type="gramEnd"/>
+      <w:r>
+        <w:rPr>
+          <w:sz w:val="24"/>
+          <w:szCs w:val="24"/>
+        </w:rPr>
+        <w:t>list_inventor</w:t>
+      </w:r>
+      <w:proofErr w:type="spellEnd"/>
+      <w:r>
+        <w:rPr>
+          <w:sz w:val="24"/>
+          <w:szCs w:val="24"/>
+        </w:rPr>
+        <w:t>}</w:t>
       </w:r>
       <w:r>
         <w:rPr>
@@ -616,7 +1391,7 @@
         <w:tabs>
           <w:tab w:val="left" w:pos="4962"/>
         </w:tabs>
-        <w:ind w:leftChars="2409" w:left="4820" w:right="-612" w:hanging="2"/>
+        <w:ind w:left="4820" w:right="-612"/>
         <w:rPr>
           <w:sz w:val="24"/>
           <w:szCs w:val="24"/>
@@ -625,7 +1400,7 @@
     </w:p>
     <w:p>
       <w:pPr>
-        <w:ind w:firstLineChars="0" w:firstLine="0"/>
+        <w:ind w:firstLine="0"/>
         <w:rPr>
           <w:sz w:val="24"/>
           <w:szCs w:val="24"/>
@@ -646,133 +1421,9 @@
       <w:pgMar w:top="720" w:right="720" w:bottom="720" w:left="720" w:header="851" w:footer="1701" w:gutter="0"/>
       <w:pgNumType w:start="1"/>
       <w:cols w:space="720"/>
-      <w:docGrid w:linePitch="272"/>
     </w:sectPr>
   </w:body>
 </w:document>
-</file>
-
-<file path=word/numbering.xml><?xml version="1.0" encoding="utf-8"?>
-<w:numbering xmlns:wpc="http://schemas.microsoft.com/office/word/2010/wordprocessingCanvas" xmlns:cx="http://schemas.microsoft.com/office/drawing/2014/chartex" xmlns:cx1="http://schemas.microsoft.com/office/drawing/2015/9/8/chartex" xmlns:cx2="http://schemas.microsoft.com/office/drawing/2015/10/21/chartex" xmlns:cx3="http://schemas.microsoft.com/office/drawing/2016/5/9/chartex" xmlns:cx4="http://schemas.microsoft.com/office/drawing/2016/5/10/chartex" xmlns:cx5="http://schemas.microsoft.com/office/drawing/2016/5/11/chartex" xmlns:cx6="http://schemas.microsoft.com/office/drawing/2016/5/12/chartex" xmlns:cx7="http://schemas.microsoft.com/office/drawing/2016/5/13/chartex" xmlns:cx8="http://schemas.microsoft.com/office/drawing/2016/5/14/chartex" xmlns:mc="http://schemas.openxmlformats.org/markup-compatibility/2006" xmlns:aink="http://schemas.microsoft.com/office/drawing/2016/ink" xmlns:am3d="http://schemas.microsoft.com/office/drawing/2017/model3d" xmlns:o="urn:schemas-microsoft-com:office:office" xmlns:oel="http://schemas.microsoft.com/office/2019/extlst" xmlns:r="http://schemas.openxmlformats.org/officeDocument/2006/relationships" xmlns:m="http://schemas.openxmlformats.org/officeDocument/2006/math" xmlns:v="urn:schemas-microsoft-com:vml" xmlns:wp14="http://schemas.microsoft.com/office/word/2010/wordprocessingDrawing" xmlns:wp="http://schemas.openxmlformats.org/drawingml/2006/wordprocessingDrawing" xmlns:w10="urn:schemas-microsoft-com:office:word" xmlns:w="http://schemas.openxmlformats.org/wordprocessingml/2006/main" xmlns:w14="http://schemas.microsoft.com/office/word/2010/wordml" xmlns:w15="http://schemas.microsoft.com/office/word/2012/wordml" xmlns:w16cex="http://schemas.microsoft.com/office/word/2018/wordml/cex" xmlns:w16cid="http://schemas.microsoft.com/office/word/2016/wordml/cid" xmlns:w16="http://schemas.microsoft.com/office/word/2018/wordml" xmlns:w16du="http://schemas.microsoft.com/office/word/2023/wordml/word16du" xmlns:w16sdtdh="http://schemas.microsoft.com/office/word/2020/wordml/sdtdatahash" xmlns:w16sdtfl="http://schemas.microsoft.com/office/word/2024/wordml/sdtformatlock" xmlns:w16se="http://schemas.microsoft.com/office/word/2015/wordml/symex" xmlns:wpg="http://schemas.microsoft.com/office/word/2010/wordprocessingGroup" xmlns:wpi="http://schemas.microsoft.com/office/word/2010/wordprocessingInk" xmlns:wne="http://schemas.microsoft.com/office/word/2006/wordml" xmlns:wps="http://schemas.microsoft.com/office/word/2010/wordprocessingShape" mc:Ignorable="w14 w15 w16se w16cid w16 w16cex w16sdtdh w16sdtfl w16du wp14">
-  <w:abstractNum w:abstractNumId="0" w15:restartNumberingAfterBreak="0">
-    <w:nsid w:val="48494B64"/>
-    <w:multiLevelType w:val="multilevel"/>
-    <w:tmpl w:val="22883BD8"/>
-    <w:lvl w:ilvl="0">
-      <w:start w:val="1"/>
-      <w:numFmt w:val="decimal"/>
-      <w:lvlText w:val="%1."/>
-      <w:lvlJc w:val="left"/>
-      <w:pPr>
-        <w:ind w:left="6467" w:hanging="360"/>
-      </w:pPr>
-      <w:rPr>
-        <w:sz w:val="20"/>
-        <w:szCs w:val="20"/>
-        <w:vertAlign w:val="baseline"/>
-      </w:rPr>
-    </w:lvl>
-    <w:lvl w:ilvl="1">
-      <w:start w:val="1"/>
-      <w:numFmt w:val="lowerLetter"/>
-      <w:lvlText w:val="%2."/>
-      <w:lvlJc w:val="left"/>
-      <w:pPr>
-        <w:ind w:left="7187" w:hanging="360"/>
-      </w:pPr>
-      <w:rPr>
-        <w:vertAlign w:val="baseline"/>
-      </w:rPr>
-    </w:lvl>
-    <w:lvl w:ilvl="2">
-      <w:start w:val="1"/>
-      <w:numFmt w:val="lowerRoman"/>
-      <w:lvlText w:val="%3."/>
-      <w:lvlJc w:val="right"/>
-      <w:pPr>
-        <w:ind w:left="7907" w:hanging="180"/>
-      </w:pPr>
-      <w:rPr>
-        <w:vertAlign w:val="baseline"/>
-      </w:rPr>
-    </w:lvl>
-    <w:lvl w:ilvl="3">
-      <w:start w:val="1"/>
-      <w:numFmt w:val="decimal"/>
-      <w:lvlText w:val="%4."/>
-      <w:lvlJc w:val="left"/>
-      <w:pPr>
-        <w:ind w:left="8627" w:hanging="360"/>
-      </w:pPr>
-      <w:rPr>
-        <w:vertAlign w:val="baseline"/>
-      </w:rPr>
-    </w:lvl>
-    <w:lvl w:ilvl="4">
-      <w:start w:val="1"/>
-      <w:numFmt w:val="lowerLetter"/>
-      <w:lvlText w:val="%5."/>
-      <w:lvlJc w:val="left"/>
-      <w:pPr>
-        <w:ind w:left="9347" w:hanging="360"/>
-      </w:pPr>
-      <w:rPr>
-        <w:vertAlign w:val="baseline"/>
-      </w:rPr>
-    </w:lvl>
-    <w:lvl w:ilvl="5">
-      <w:start w:val="1"/>
-      <w:numFmt w:val="lowerRoman"/>
-      <w:lvlText w:val="%6."/>
-      <w:lvlJc w:val="right"/>
-      <w:pPr>
-        <w:ind w:left="10067" w:hanging="180"/>
-      </w:pPr>
-      <w:rPr>
-        <w:vertAlign w:val="baseline"/>
-      </w:rPr>
-    </w:lvl>
-    <w:lvl w:ilvl="6">
-      <w:start w:val="1"/>
-      <w:numFmt w:val="decimal"/>
-      <w:lvlText w:val="%7."/>
-      <w:lvlJc w:val="left"/>
-      <w:pPr>
-        <w:ind w:left="10787" w:hanging="360"/>
-      </w:pPr>
-      <w:rPr>
-        <w:vertAlign w:val="baseline"/>
-      </w:rPr>
-    </w:lvl>
-    <w:lvl w:ilvl="7">
-      <w:start w:val="1"/>
-      <w:numFmt w:val="lowerLetter"/>
-      <w:lvlText w:val="%8."/>
-      <w:lvlJc w:val="left"/>
-      <w:pPr>
-        <w:ind w:left="11507" w:hanging="360"/>
-      </w:pPr>
-      <w:rPr>
-        <w:vertAlign w:val="baseline"/>
-      </w:rPr>
-    </w:lvl>
-    <w:lvl w:ilvl="8">
-      <w:start w:val="1"/>
-      <w:numFmt w:val="lowerRoman"/>
-      <w:lvlText w:val="%9."/>
-      <w:lvlJc w:val="right"/>
-      <w:pPr>
-        <w:ind w:left="12227" w:hanging="180"/>
-      </w:pPr>
-      <w:rPr>
-        <w:vertAlign w:val="baseline"/>
-      </w:rPr>
-    </w:lvl>
-  </w:abstractNum>
-  <w:num w:numId="1" w16cid:durableId="293757365">
-    <w:abstractNumId w:val="0"/>
-  </w:num>
-</w:numbering>
 </file>
 
 <file path=word/styles.xml><?xml version="1.0" encoding="utf-8"?>
@@ -781,13 +1432,12 @@
     <w:rPrDefault>
       <w:rPr>
         <w:rFonts w:ascii="Times New Roman" w:eastAsia="Times New Roman" w:hAnsi="Times New Roman" w:cs="Times New Roman"/>
-        <w:lang w:val="en-US" w:eastAsia="en-US" w:bidi="ar-SA"/>
+        <w:lang w:val="en" w:eastAsia="en-ID" w:bidi="ar-SA"/>
       </w:rPr>
     </w:rPrDefault>
     <w:pPrDefault>
       <w:pPr>
-        <w:spacing w:line="1" w:lineRule="atLeast"/>
-        <w:ind w:right="-998" w:hangingChars="1" w:hanging="1"/>
+        <w:ind w:right="-998" w:hanging="1"/>
         <w:jc w:val="both"/>
       </w:pPr>
     </w:pPrDefault>
@@ -947,7 +1597,7 @@
     <w:lsdException w:name="Table Web 2" w:semiHidden="1" w:unhideWhenUsed="1"/>
     <w:lsdException w:name="Table Web 3" w:semiHidden="1" w:unhideWhenUsed="1"/>
     <w:lsdException w:name="Balloon Text" w:semiHidden="1" w:unhideWhenUsed="1"/>
-    <w:lsdException w:name="Table Grid" w:uiPriority="59"/>
+    <w:lsdException w:name="Table Grid" w:uiPriority="39"/>
     <w:lsdException w:name="Table Theme" w:semiHidden="1" w:unhideWhenUsed="1"/>
     <w:lsdException w:name="Placeholder Text" w:semiHidden="1"/>
     <w:lsdException w:name="No Spacing" w:uiPriority="1" w:qFormat="1"/>
@@ -1172,14 +1822,14 @@
   </w:latentStyles>
   <w:style w:type="paragraph" w:default="1" w:styleId="Normal">
     <w:name w:val="Normal"/>
-    <w:rPr>
-      <w:position w:val="-1"/>
-    </w:rPr>
+    <w:qFormat/>
   </w:style>
   <w:style w:type="paragraph" w:styleId="Heading1">
     <w:name w:val="heading 1"/>
     <w:basedOn w:val="Normal"/>
     <w:next w:val="Normal"/>
+    <w:uiPriority w:val="9"/>
+    <w:qFormat/>
     <w:pPr>
       <w:keepNext/>
       <w:keepLines/>
@@ -1188,6 +1838,7 @@
     </w:pPr>
     <w:rPr>
       <w:b/>
+      <w:bCs/>
       <w:sz w:val="48"/>
       <w:szCs w:val="48"/>
     </w:rPr>
@@ -1196,6 +1847,10 @@
     <w:name w:val="heading 2"/>
     <w:basedOn w:val="Normal"/>
     <w:next w:val="Normal"/>
+    <w:uiPriority w:val="9"/>
+    <w:semiHidden/>
+    <w:unhideWhenUsed/>
+    <w:qFormat/>
     <w:pPr>
       <w:keepNext/>
       <w:keepLines/>
@@ -1204,6 +1859,7 @@
     </w:pPr>
     <w:rPr>
       <w:b/>
+      <w:bCs/>
       <w:sz w:val="36"/>
       <w:szCs w:val="36"/>
     </w:rPr>
@@ -1212,6 +1868,10 @@
     <w:name w:val="heading 3"/>
     <w:basedOn w:val="Normal"/>
     <w:next w:val="Normal"/>
+    <w:uiPriority w:val="9"/>
+    <w:semiHidden/>
+    <w:unhideWhenUsed/>
+    <w:qFormat/>
     <w:pPr>
       <w:keepNext/>
       <w:keepLines/>
@@ -1220,6 +1880,7 @@
     </w:pPr>
     <w:rPr>
       <w:b/>
+      <w:bCs/>
       <w:sz w:val="28"/>
       <w:szCs w:val="28"/>
     </w:rPr>
@@ -1228,6 +1889,10 @@
     <w:name w:val="heading 4"/>
     <w:basedOn w:val="Normal"/>
     <w:next w:val="Normal"/>
+    <w:uiPriority w:val="9"/>
+    <w:semiHidden/>
+    <w:unhideWhenUsed/>
+    <w:qFormat/>
     <w:pPr>
       <w:keepNext/>
       <w:keepLines/>
@@ -1236,6 +1901,7 @@
     </w:pPr>
     <w:rPr>
       <w:b/>
+      <w:bCs/>
       <w:sz w:val="24"/>
       <w:szCs w:val="24"/>
     </w:rPr>
@@ -1244,6 +1910,10 @@
     <w:name w:val="heading 5"/>
     <w:basedOn w:val="Normal"/>
     <w:next w:val="Normal"/>
+    <w:uiPriority w:val="9"/>
+    <w:semiHidden/>
+    <w:unhideWhenUsed/>
+    <w:qFormat/>
     <w:pPr>
       <w:keepNext/>
       <w:keepLines/>
@@ -1252,6 +1922,7 @@
     </w:pPr>
     <w:rPr>
       <w:b/>
+      <w:bCs/>
       <w:sz w:val="22"/>
       <w:szCs w:val="22"/>
     </w:rPr>
@@ -1260,6 +1931,10 @@
     <w:name w:val="heading 6"/>
     <w:basedOn w:val="Normal"/>
     <w:next w:val="Normal"/>
+    <w:uiPriority w:val="9"/>
+    <w:semiHidden/>
+    <w:unhideWhenUsed/>
+    <w:qFormat/>
     <w:pPr>
       <w:keepNext/>
       <w:keepLines/>
@@ -1268,12 +1943,12 @@
     </w:pPr>
     <w:rPr>
       <w:b/>
+      <w:bCs/>
     </w:rPr>
   </w:style>
   <w:style w:type="character" w:default="1" w:styleId="DefaultParagraphFont">
     <w:name w:val="Default Paragraph Font"/>
     <w:uiPriority w:val="1"/>
-    <w:semiHidden/>
     <w:unhideWhenUsed/>
   </w:style>
   <w:style w:type="table" w:default="1" w:styleId="TableNormal">
@@ -1297,186 +1972,40 @@
     <w:semiHidden/>
     <w:unhideWhenUsed/>
   </w:style>
+  <w:style w:type="table" w:customStyle="1" w:styleId="TableNormal0">
+    <w:name w:val="TableNormal"/>
+    <w:tblPr>
+      <w:tblCellMar>
+        <w:top w:w="100" w:type="dxa"/>
+        <w:left w:w="100" w:type="dxa"/>
+        <w:bottom w:w="100" w:type="dxa"/>
+        <w:right w:w="100" w:type="dxa"/>
+      </w:tblCellMar>
+    </w:tblPr>
+  </w:style>
   <w:style w:type="paragraph" w:styleId="Title">
     <w:name w:val="Title"/>
     <w:basedOn w:val="Normal"/>
+    <w:next w:val="Normal"/>
+    <w:uiPriority w:val="10"/>
+    <w:qFormat/>
     <w:pPr>
       <w:jc w:val="center"/>
     </w:pPr>
     <w:rPr>
-      <w:rFonts w:ascii="Tahoma" w:hAnsi="Tahoma"/>
+      <w:rFonts w:ascii="Tahoma" w:eastAsia="Tahoma" w:hAnsi="Tahoma" w:cs="Tahoma"/>
       <w:b/>
+      <w:bCs/>
       <w:sz w:val="24"/>
-      <w:lang w:val="en-GB"/>
+      <w:szCs w:val="24"/>
     </w:rPr>
-  </w:style>
-  <w:style w:type="paragraph" w:styleId="BodyText">
-    <w:name w:val="Body Text"/>
-    <w:basedOn w:val="Normal"/>
-    <w:pPr>
-      <w:ind w:right="-708"/>
-      <w:jc w:val="right"/>
-    </w:pPr>
-    <w:rPr>
-      <w:rFonts w:ascii="Arial" w:hAnsi="Arial"/>
-    </w:rPr>
-  </w:style>
-  <w:style w:type="character" w:customStyle="1" w:styleId="BodyTextChar">
-    <w:name w:val="Body Text Char"/>
-    <w:rPr>
-      <w:rFonts w:ascii="Arial" w:eastAsia="Times New Roman" w:hAnsi="Arial" w:cs="Times New Roman"/>
-      <w:w w:val="100"/>
-      <w:position w:val="-1"/>
-      <w:sz w:val="20"/>
-      <w:szCs w:val="20"/>
-      <w:effect w:val="none"/>
-      <w:vertAlign w:val="baseline"/>
-      <w:cs w:val="0"/>
-      <w:em w:val="none"/>
-    </w:rPr>
-  </w:style>
-  <w:style w:type="paragraph" w:styleId="FootnoteText">
-    <w:name w:val="footnote text"/>
-    <w:basedOn w:val="Normal"/>
-    <w:qFormat/>
-  </w:style>
-  <w:style w:type="character" w:customStyle="1" w:styleId="FootnoteTextChar">
-    <w:name w:val="Footnote Text Char"/>
-    <w:rPr>
-      <w:rFonts w:ascii="Times New Roman" w:eastAsia="Times New Roman" w:hAnsi="Times New Roman" w:cs="Times New Roman"/>
-      <w:w w:val="100"/>
-      <w:position w:val="-1"/>
-      <w:effect w:val="none"/>
-      <w:vertAlign w:val="baseline"/>
-      <w:cs w:val="0"/>
-      <w:em w:val="none"/>
-    </w:rPr>
-  </w:style>
-  <w:style w:type="character" w:styleId="FootnoteReference">
-    <w:name w:val="footnote reference"/>
-    <w:qFormat/>
-    <w:rPr>
-      <w:w w:val="100"/>
-      <w:position w:val="-1"/>
-      <w:effect w:val="none"/>
-      <w:vertAlign w:val="superscript"/>
-      <w:cs w:val="0"/>
-      <w:em w:val="none"/>
-    </w:rPr>
-  </w:style>
-  <w:style w:type="paragraph" w:styleId="Header">
-    <w:name w:val="header"/>
-    <w:basedOn w:val="Normal"/>
-    <w:qFormat/>
-    <w:pPr>
-      <w:tabs>
-        <w:tab w:val="center" w:pos="4680"/>
-        <w:tab w:val="right" w:pos="9360"/>
-      </w:tabs>
-    </w:pPr>
-  </w:style>
-  <w:style w:type="character" w:customStyle="1" w:styleId="HeaderChar">
-    <w:name w:val="Header Char"/>
-    <w:rPr>
-      <w:rFonts w:ascii="Times New Roman" w:eastAsia="Times New Roman" w:hAnsi="Times New Roman" w:cs="Times New Roman"/>
-      <w:w w:val="100"/>
-      <w:position w:val="-1"/>
-      <w:effect w:val="none"/>
-      <w:vertAlign w:val="baseline"/>
-      <w:cs w:val="0"/>
-      <w:em w:val="none"/>
-    </w:rPr>
-  </w:style>
-  <w:style w:type="paragraph" w:styleId="Footer">
-    <w:name w:val="footer"/>
-    <w:basedOn w:val="Normal"/>
-    <w:qFormat/>
-    <w:pPr>
-      <w:tabs>
-        <w:tab w:val="center" w:pos="4680"/>
-        <w:tab w:val="right" w:pos="9360"/>
-      </w:tabs>
-    </w:pPr>
-  </w:style>
-  <w:style w:type="character" w:customStyle="1" w:styleId="FooterChar">
-    <w:name w:val="Footer Char"/>
-    <w:rPr>
-      <w:rFonts w:ascii="Times New Roman" w:eastAsia="Times New Roman" w:hAnsi="Times New Roman" w:cs="Times New Roman"/>
-      <w:w w:val="100"/>
-      <w:position w:val="-1"/>
-      <w:effect w:val="none"/>
-      <w:vertAlign w:val="baseline"/>
-      <w:cs w:val="0"/>
-      <w:em w:val="none"/>
-    </w:rPr>
-  </w:style>
-  <w:style w:type="paragraph" w:styleId="BalloonText">
-    <w:name w:val="Balloon Text"/>
-    <w:basedOn w:val="Normal"/>
-    <w:qFormat/>
-    <w:rPr>
-      <w:rFonts w:ascii="Tahoma" w:hAnsi="Tahoma"/>
-      <w:sz w:val="16"/>
-      <w:szCs w:val="16"/>
-    </w:rPr>
-  </w:style>
-  <w:style w:type="character" w:customStyle="1" w:styleId="BalloonTextChar">
-    <w:name w:val="Balloon Text Char"/>
-    <w:rPr>
-      <w:rFonts w:ascii="Tahoma" w:eastAsia="Times New Roman" w:hAnsi="Tahoma" w:cs="Tahoma"/>
-      <w:w w:val="100"/>
-      <w:position w:val="-1"/>
-      <w:sz w:val="16"/>
-      <w:szCs w:val="16"/>
-      <w:effect w:val="none"/>
-      <w:vertAlign w:val="baseline"/>
-      <w:cs w:val="0"/>
-      <w:em w:val="none"/>
-    </w:rPr>
-  </w:style>
-  <w:style w:type="character" w:customStyle="1" w:styleId="TitleChar">
-    <w:name w:val="Title Char"/>
-    <w:rPr>
-      <w:rFonts w:ascii="Tahoma" w:eastAsia="Times New Roman" w:hAnsi="Tahoma" w:cs="Times New Roman"/>
-      <w:b/>
-      <w:w w:val="100"/>
-      <w:position w:val="-1"/>
-      <w:sz w:val="24"/>
-      <w:effect w:val="none"/>
-      <w:vertAlign w:val="baseline"/>
-      <w:cs w:val="0"/>
-      <w:em w:val="none"/>
-      <w:lang w:val="en-GB"/>
-    </w:rPr>
-  </w:style>
-  <w:style w:type="table" w:styleId="TableGrid">
-    <w:name w:val="Table Grid"/>
-    <w:basedOn w:val="TableNormal"/>
-    <w:pPr>
-      <w:suppressAutoHyphens/>
-      <w:ind w:leftChars="-1" w:left="-1"/>
-      <w:textDirection w:val="btLr"/>
-      <w:textAlignment w:val="top"/>
-      <w:outlineLvl w:val="0"/>
-    </w:pPr>
-    <w:rPr>
-      <w:position w:val="-1"/>
-    </w:rPr>
-    <w:tblPr>
-      <w:tblBorders>
-        <w:top w:val="single" w:sz="4" w:space="0" w:color="auto"/>
-        <w:left w:val="single" w:sz="4" w:space="0" w:color="auto"/>
-        <w:bottom w:val="single" w:sz="4" w:space="0" w:color="auto"/>
-        <w:right w:val="single" w:sz="4" w:space="0" w:color="auto"/>
-        <w:insideH w:val="single" w:sz="4" w:space="0" w:color="auto"/>
-        <w:insideV w:val="single" w:sz="4" w:space="0" w:color="auto"/>
-      </w:tblBorders>
-    </w:tblPr>
   </w:style>
   <w:style w:type="paragraph" w:styleId="Subtitle">
     <w:name w:val="Subtitle"/>
     <w:basedOn w:val="Normal"/>
     <w:next w:val="Normal"/>
+    <w:uiPriority w:val="11"/>
+    <w:qFormat/>
     <w:pPr>
       <w:keepNext/>
       <w:keepLines/>
@@ -1485,20 +2014,14 @@
     <w:rPr>
       <w:rFonts w:ascii="Georgia" w:eastAsia="Georgia" w:hAnsi="Georgia" w:cs="Georgia"/>
       <w:i/>
+      <w:iCs/>
       <w:color w:val="666666"/>
       <w:sz w:val="48"/>
       <w:szCs w:val="48"/>
     </w:rPr>
   </w:style>
   <w:style w:type="table" w:customStyle="1" w:styleId="a">
-    <w:basedOn w:val="TableNormal"/>
-    <w:tblPr>
-      <w:tblStyleRowBandSize w:val="1"/>
-      <w:tblStyleColBandSize w:val="1"/>
-    </w:tblPr>
-  </w:style>
-  <w:style w:type="table" w:customStyle="1" w:styleId="a0">
-    <w:basedOn w:val="TableNormal"/>
+    <w:basedOn w:val="TableNormal0"/>
     <w:tblPr>
       <w:tblStyleRowBandSize w:val="1"/>
       <w:tblStyleColBandSize w:val="1"/>
@@ -1828,16 +2351,13 @@
 </file>
 
 <file path=customXml/item1.xml><?xml version="1.0" encoding="utf-8"?>
-<go:gDocsCustomXmlDataStorage xmlns:go="http://customooxmlschemas.google.com/" xmlns:r="http://schemas.openxmlformats.org/officeDocument/2006/relationships">
-  <go:docsCustomData xmlns:go="http://customooxmlschemas.google.com/" roundtripDataSignature="AMtx7mgAfGBiireGx4H/3OwKfDOJbGyTTQ==">AMUW2mXwE6filPcZgb10sUqcYBHnZRJ7oDY57kEQT8Zeem1Na/nbAwXKZcXf5nC9MdiOvm9dRFA/rzJJ4eYcYGOCDqQRaZPb0NPcz/QiU35KRR1TJoA3Lpw=</go:docsCustomData>
-</go:gDocsCustomXmlDataStorage>
+<b:Sources xmlns:b="http://schemas.openxmlformats.org/officeDocument/2006/bibliography" xmlns="http://schemas.openxmlformats.org/officeDocument/2006/bibliography" SelectedStyle="\IEEE2006OfficeOnline.xsl" StyleName="IEEE" Version="2006"/>
 </file>
 
 <file path=customXml/itemProps1.xml><?xml version="1.0" encoding="utf-8"?>
-<ds:datastoreItem xmlns:ds="http://schemas.openxmlformats.org/officeDocument/2006/customXml" ds:itemID="{11111111-1234-1234-1234-123412341234}">
+<ds:datastoreItem xmlns:ds="http://schemas.openxmlformats.org/officeDocument/2006/customXml" ds:itemID="{E923570B-2266-4406-B1B8-8F686002878A}">
   <ds:schemaRefs>
-    <ds:schemaRef ds:uri="http://customooxmlschemas.google.com/"/>
-    <ds:schemaRef ds:uri="http://schemas.openxmlformats.org/officeDocument/2006/relationships"/>
+    <ds:schemaRef ds:uri="http://schemas.openxmlformats.org/officeDocument/2006/bibliography"/>
   </ds:schemaRefs>
 </ds:datastoreItem>
 </file>
--- a/public/templates/1-4 invensi.docx
+++ b/public/templates/1-4 invensi.docx
@@ -19,19 +19,11 @@
           <w:rFonts w:ascii="Times New Roman" w:eastAsia="Times New Roman" w:hAnsi="Times New Roman" w:cs="Times New Roman"/>
         </w:rPr>
       </w:pPr>
-      <w:proofErr w:type="gramStart"/>
       <w:r>
         <w:rPr>
           <w:rFonts w:ascii="Times New Roman" w:eastAsia="Times New Roman" w:hAnsi="Times New Roman" w:cs="Times New Roman"/>
         </w:rPr>
-        <w:t>SURAT  PERNYATAAN</w:t>
-      </w:r>
-      <w:proofErr w:type="gramEnd"/>
-      <w:r>
-        <w:rPr>
-          <w:rFonts w:ascii="Times New Roman" w:eastAsia="Times New Roman" w:hAnsi="Times New Roman" w:cs="Times New Roman"/>
-        </w:rPr>
-        <w:t xml:space="preserve"> KEPEMILIKAN INVENSI </w:t>
+        <w:t xml:space="preserve">SURAT  PERNYATAAN KEPEMILIKAN INVENSI </w:t>
       </w:r>
     </w:p>
     <w:p>
@@ -82,76 +74,20 @@
           <w:sz w:val="24"/>
           <w:szCs w:val="24"/>
         </w:rPr>
-        <w:t xml:space="preserve">Yang </w:t>
-      </w:r>
-      <w:proofErr w:type="spellStart"/>
-      <w:r>
-        <w:rPr>
-          <w:sz w:val="24"/>
-          <w:szCs w:val="24"/>
-        </w:rPr>
-        <w:t>bertanda</w:t>
-      </w:r>
-      <w:proofErr w:type="spellEnd"/>
-      <w:r>
-        <w:rPr>
-          <w:sz w:val="24"/>
-          <w:szCs w:val="24"/>
-        </w:rPr>
-        <w:t xml:space="preserve"> </w:t>
-      </w:r>
-      <w:proofErr w:type="spellStart"/>
-      <w:r>
-        <w:rPr>
-          <w:sz w:val="24"/>
-          <w:szCs w:val="24"/>
-        </w:rPr>
-        <w:t>tangan</w:t>
-      </w:r>
-      <w:proofErr w:type="spellEnd"/>
-      <w:r>
-        <w:rPr>
-          <w:sz w:val="24"/>
-          <w:szCs w:val="24"/>
-        </w:rPr>
-        <w:t xml:space="preserve"> di </w:t>
-      </w:r>
-      <w:proofErr w:type="spellStart"/>
-      <w:r>
-        <w:rPr>
-          <w:sz w:val="24"/>
-          <w:szCs w:val="24"/>
-        </w:rPr>
-        <w:t>bawah</w:t>
-      </w:r>
-      <w:proofErr w:type="spellEnd"/>
-      <w:r>
-        <w:rPr>
-          <w:sz w:val="24"/>
-          <w:szCs w:val="24"/>
-        </w:rPr>
-        <w:t xml:space="preserve"> </w:t>
-      </w:r>
-      <w:proofErr w:type="gramStart"/>
-      <w:r>
-        <w:rPr>
-          <w:sz w:val="24"/>
-          <w:szCs w:val="24"/>
-        </w:rPr>
-        <w:t>ini :</w:t>
-      </w:r>
-      <w:proofErr w:type="gramEnd"/>
-      <w:r>
-        <w:rPr>
-          <w:sz w:val="24"/>
-          <w:szCs w:val="24"/>
-        </w:rPr>
-        <w:t xml:space="preserve"> </w:t>
+        <w:t xml:space="preserve">Yang bertanda tangan di bawah ini : </w:t>
       </w:r>
     </w:p>
     <w:tbl>
       <w:tblPr>
         <w:tblW w:w="0" w:type="auto"/>
+        <w:tblBorders>
+          <w:top w:val="single" w:sz="4" w:space="0" w:color="auto"/>
+          <w:left w:val="single" w:sz="4" w:space="0" w:color="auto"/>
+          <w:bottom w:val="single" w:sz="4" w:space="0" w:color="auto"/>
+          <w:right w:val="single" w:sz="4" w:space="0" w:color="auto"/>
+          <w:insideH w:val="single" w:sz="4" w:space="0" w:color="auto"/>
+          <w:insideV w:val="single" w:sz="4" w:space="0" w:color="auto"/>
+        </w:tblBorders>
         <w:shd w:val="clear" w:color="auto" w:fill="FFFFFF" w:themeFill="background1"/>
         <w:tblLayout w:type="fixed"/>
         <w:tblCellMar>
@@ -258,36 +194,8 @@
                 <w:szCs w:val="24"/>
                 <w:lang w:val="en-ID"/>
               </w:rPr>
-              <w:t xml:space="preserve">Alamat </w:t>
+              <w:t>Alamat lengkap Kode Pos, Email, No HP, dan Kewarganegaraan</w:t>
             </w:r>
-            <w:proofErr w:type="spellStart"/>
-            <w:r>
-              <w:rPr>
-                <w:sz w:val="24"/>
-                <w:szCs w:val="24"/>
-                <w:lang w:val="en-ID"/>
-              </w:rPr>
-              <w:t>lengkap</w:t>
-            </w:r>
-            <w:proofErr w:type="spellEnd"/>
-            <w:r>
-              <w:rPr>
-                <w:sz w:val="24"/>
-                <w:szCs w:val="24"/>
-                <w:lang w:val="en-ID"/>
-              </w:rPr>
-              <w:t xml:space="preserve"> Kode Pos, Email, No HP, dan </w:t>
-            </w:r>
-            <w:proofErr w:type="spellStart"/>
-            <w:r>
-              <w:rPr>
-                <w:sz w:val="24"/>
-                <w:szCs w:val="24"/>
-                <w:lang w:val="en-ID"/>
-              </w:rPr>
-              <w:t>Kewarganegaraan</w:t>
-            </w:r>
-            <w:proofErr w:type="spellEnd"/>
           </w:p>
         </w:tc>
       </w:tr>
@@ -343,7 +251,7 @@
           <w:p>
             <w:pPr>
               <w:spacing w:line="360" w:lineRule="auto"/>
-              <w:ind w:left="2" w:hanging="2"/>
+              <w:ind w:left="2" w:right="46" w:hanging="2"/>
               <w:jc w:val="left"/>
               <w:rPr>
                 <w:sz w:val="24"/>
@@ -357,25 +265,7 @@
                 <w:szCs w:val="24"/>
                 <w:lang w:val="en-ID"/>
               </w:rPr>
-              <w:t>${</w:t>
-            </w:r>
-            <w:proofErr w:type="spellStart"/>
-            <w:r>
-              <w:rPr>
-                <w:sz w:val="24"/>
-                <w:szCs w:val="24"/>
-                <w:lang w:val="en-ID"/>
-              </w:rPr>
-              <w:t>nama_lengkap</w:t>
-            </w:r>
-            <w:proofErr w:type="spellEnd"/>
-            <w:r>
-              <w:rPr>
-                <w:sz w:val="24"/>
-                <w:szCs w:val="24"/>
-                <w:lang w:val="en-ID"/>
-              </w:rPr>
-              <w:t>}</w:t>
+              <w:t>${nama_lengkap}</w:t>
             </w:r>
           </w:p>
         </w:tc>
@@ -394,7 +284,7 @@
           <w:p>
             <w:pPr>
               <w:spacing w:line="360" w:lineRule="auto"/>
-              <w:ind w:left="2" w:hanging="2"/>
+              <w:ind w:left="2" w:right="0" w:hanging="2"/>
               <w:jc w:val="left"/>
               <w:rPr>
                 <w:sz w:val="24"/>
@@ -408,79 +298,39 @@
                 <w:szCs w:val="24"/>
                 <w:lang w:val="en-ID"/>
               </w:rPr>
-              <w:t>${</w:t>
+              <w:t>${alamat} ${kode_pos},</w:t>
             </w:r>
-            <w:proofErr w:type="spellStart"/>
             <w:r>
               <w:rPr>
                 <w:sz w:val="24"/>
                 <w:szCs w:val="24"/>
                 <w:lang w:val="en-ID"/>
               </w:rPr>
-              <w:t>alamat</w:t>
+              <w:t xml:space="preserve"> </w:t>
             </w:r>
-            <w:proofErr w:type="spellEnd"/>
             <w:r>
               <w:rPr>
                 <w:sz w:val="24"/>
                 <w:szCs w:val="24"/>
                 <w:lang w:val="en-ID"/>
               </w:rPr>
-              <w:t>} ${</w:t>
+              <w:t>${kewarganegaraan}</w:t>
             </w:r>
-            <w:proofErr w:type="spellStart"/>
             <w:r>
               <w:rPr>
                 <w:sz w:val="24"/>
                 <w:szCs w:val="24"/>
                 <w:lang w:val="en-ID"/>
               </w:rPr>
-              <w:t>kode_pos</w:t>
+              <w:br/>
             </w:r>
-            <w:proofErr w:type="spellEnd"/>
             <w:r>
               <w:rPr>
                 <w:sz w:val="24"/>
                 <w:szCs w:val="24"/>
                 <w:lang w:val="en-ID"/>
               </w:rPr>
-              <w:t>}, ${email}, ${</w:t>
-            </w:r>
-            <w:proofErr w:type="spellStart"/>
-            <w:r>
-              <w:rPr>
-                <w:sz w:val="24"/>
-                <w:szCs w:val="24"/>
-                <w:lang w:val="en-ID"/>
-              </w:rPr>
-              <w:t>no_hp</w:t>
-            </w:r>
-            <w:proofErr w:type="spellEnd"/>
-            <w:r>
-              <w:rPr>
-                <w:sz w:val="24"/>
-                <w:szCs w:val="24"/>
-                <w:lang w:val="en-ID"/>
-              </w:rPr>
-              <w:t>}, dan ${</w:t>
-            </w:r>
-            <w:proofErr w:type="spellStart"/>
-            <w:r>
-              <w:rPr>
-                <w:sz w:val="24"/>
-                <w:szCs w:val="24"/>
-                <w:lang w:val="en-ID"/>
-              </w:rPr>
-              <w:t>kewarganegaraan</w:t>
-            </w:r>
-            <w:proofErr w:type="spellEnd"/>
-            <w:r>
-              <w:rPr>
-                <w:sz w:val="24"/>
-                <w:szCs w:val="24"/>
-                <w:lang w:val="en-ID"/>
-              </w:rPr>
-              <w:t>}</w:t>
+              <w:t>${email}, ${no_hp}</w:t>
             </w:r>
           </w:p>
         </w:tc>
@@ -498,7 +348,7 @@
     </w:p>
     <w:p>
       <w:pPr>
-        <w:ind w:right="-1000" w:firstLine="0"/>
+        <w:ind w:right="119" w:firstLine="0"/>
         <w:rPr>
           <w:color w:val="000000"/>
           <w:sz w:val="24"/>
@@ -511,408 +361,22 @@
           <w:sz w:val="24"/>
           <w:szCs w:val="24"/>
         </w:rPr>
-        <w:t>Dengan ini kami/</w:t>
-      </w:r>
-      <w:proofErr w:type="spellStart"/>
+        <w:t xml:space="preserve">Dengan ini kami/saya menyatakan bahwa, Invensi yang berjudul: </w:t>
+      </w:r>
+      <w:r>
+        <w:rPr>
+          <w:sz w:val="24"/>
+          <w:szCs w:val="24"/>
+        </w:rPr>
+        <w:t>${judul_invensi}</w:t>
+      </w:r>
       <w:r>
         <w:rPr>
           <w:color w:val="000000"/>
           <w:sz w:val="24"/>
           <w:szCs w:val="24"/>
         </w:rPr>
-        <w:t>saya</w:t>
-      </w:r>
-      <w:proofErr w:type="spellEnd"/>
-      <w:r>
-        <w:rPr>
-          <w:color w:val="000000"/>
-          <w:sz w:val="24"/>
-          <w:szCs w:val="24"/>
-        </w:rPr>
-        <w:t xml:space="preserve"> </w:t>
-      </w:r>
-      <w:proofErr w:type="spellStart"/>
-      <w:r>
-        <w:rPr>
-          <w:color w:val="000000"/>
-          <w:sz w:val="24"/>
-          <w:szCs w:val="24"/>
-        </w:rPr>
-        <w:t>menyatakan</w:t>
-      </w:r>
-      <w:proofErr w:type="spellEnd"/>
-      <w:r>
-        <w:rPr>
-          <w:color w:val="000000"/>
-          <w:sz w:val="24"/>
-          <w:szCs w:val="24"/>
-        </w:rPr>
-        <w:t xml:space="preserve"> </w:t>
-      </w:r>
-      <w:proofErr w:type="spellStart"/>
-      <w:r>
-        <w:rPr>
-          <w:color w:val="000000"/>
-          <w:sz w:val="24"/>
-          <w:szCs w:val="24"/>
-        </w:rPr>
-        <w:t>bahwa</w:t>
-      </w:r>
-      <w:proofErr w:type="spellEnd"/>
-      <w:r>
-        <w:rPr>
-          <w:color w:val="000000"/>
-          <w:sz w:val="24"/>
-          <w:szCs w:val="24"/>
-        </w:rPr>
-        <w:t xml:space="preserve">, </w:t>
-      </w:r>
-      <w:proofErr w:type="spellStart"/>
-      <w:r>
-        <w:rPr>
-          <w:color w:val="000000"/>
-          <w:sz w:val="24"/>
-          <w:szCs w:val="24"/>
-        </w:rPr>
-        <w:t>Invensi</w:t>
-      </w:r>
-      <w:proofErr w:type="spellEnd"/>
-      <w:r>
-        <w:rPr>
-          <w:color w:val="000000"/>
-          <w:sz w:val="24"/>
-          <w:szCs w:val="24"/>
-        </w:rPr>
-        <w:t xml:space="preserve"> yang </w:t>
-      </w:r>
-      <w:proofErr w:type="spellStart"/>
-      <w:r>
-        <w:rPr>
-          <w:color w:val="000000"/>
-          <w:sz w:val="24"/>
-          <w:szCs w:val="24"/>
-        </w:rPr>
-        <w:t>berjudul</w:t>
-      </w:r>
-      <w:proofErr w:type="spellEnd"/>
-      <w:r>
-        <w:rPr>
-          <w:color w:val="000000"/>
-          <w:sz w:val="24"/>
-          <w:szCs w:val="24"/>
-        </w:rPr>
-        <w:t xml:space="preserve">: </w:t>
-      </w:r>
-      <w:r>
-        <w:rPr>
-          <w:sz w:val="24"/>
-          <w:szCs w:val="24"/>
-        </w:rPr>
-        <w:t>${</w:t>
-      </w:r>
-      <w:proofErr w:type="spellStart"/>
-      <w:r>
-        <w:rPr>
-          <w:sz w:val="24"/>
-          <w:szCs w:val="24"/>
-        </w:rPr>
-        <w:t>judul_invensi</w:t>
-      </w:r>
-      <w:proofErr w:type="spellEnd"/>
-      <w:r>
-        <w:rPr>
-          <w:sz w:val="24"/>
-          <w:szCs w:val="24"/>
-        </w:rPr>
-        <w:t>}</w:t>
-      </w:r>
-      <w:r>
-        <w:rPr>
-          <w:color w:val="000000"/>
-          <w:sz w:val="24"/>
-          <w:szCs w:val="24"/>
-        </w:rPr>
-        <w:t xml:space="preserve"> adalah </w:t>
-      </w:r>
-      <w:proofErr w:type="spellStart"/>
-      <w:r>
-        <w:rPr>
-          <w:color w:val="000000"/>
-          <w:sz w:val="24"/>
-          <w:szCs w:val="24"/>
-        </w:rPr>
-        <w:t>milik</w:t>
-      </w:r>
-      <w:proofErr w:type="spellEnd"/>
-      <w:r>
-        <w:rPr>
-          <w:color w:val="000000"/>
-          <w:sz w:val="24"/>
-          <w:szCs w:val="24"/>
-        </w:rPr>
-        <w:t xml:space="preserve"> </w:t>
-      </w:r>
-      <w:proofErr w:type="spellStart"/>
-      <w:r>
-        <w:rPr>
-          <w:color w:val="000000"/>
-          <w:sz w:val="24"/>
-          <w:szCs w:val="24"/>
-        </w:rPr>
-        <w:t>saya</w:t>
-      </w:r>
-      <w:proofErr w:type="spellEnd"/>
-      <w:r>
-        <w:rPr>
-          <w:color w:val="000000"/>
-          <w:sz w:val="24"/>
-          <w:szCs w:val="24"/>
-        </w:rPr>
-        <w:t xml:space="preserve">/kami dan tidak </w:t>
-      </w:r>
-      <w:proofErr w:type="spellStart"/>
-      <w:r>
-        <w:rPr>
-          <w:color w:val="000000"/>
-          <w:sz w:val="24"/>
-          <w:szCs w:val="24"/>
-        </w:rPr>
-        <w:t>meniru</w:t>
-      </w:r>
-      <w:proofErr w:type="spellEnd"/>
-      <w:r>
-        <w:rPr>
-          <w:color w:val="000000"/>
-          <w:sz w:val="24"/>
-          <w:szCs w:val="24"/>
-        </w:rPr>
-        <w:t xml:space="preserve"> </w:t>
-      </w:r>
-      <w:proofErr w:type="gramStart"/>
-      <w:r>
-        <w:rPr>
-          <w:color w:val="000000"/>
-          <w:sz w:val="24"/>
-          <w:szCs w:val="24"/>
-        </w:rPr>
-        <w:t xml:space="preserve">atau  </w:t>
-      </w:r>
-      <w:proofErr w:type="spellStart"/>
-      <w:r>
-        <w:rPr>
-          <w:color w:val="000000"/>
-          <w:sz w:val="24"/>
-          <w:szCs w:val="24"/>
-        </w:rPr>
-        <w:t>menggunakan</w:t>
-      </w:r>
-      <w:proofErr w:type="spellEnd"/>
-      <w:proofErr w:type="gramEnd"/>
-      <w:r>
-        <w:rPr>
-          <w:color w:val="000000"/>
-          <w:sz w:val="24"/>
-          <w:szCs w:val="24"/>
-        </w:rPr>
-        <w:t xml:space="preserve">  </w:t>
-      </w:r>
-      <w:proofErr w:type="spellStart"/>
-      <w:r>
-        <w:rPr>
-          <w:color w:val="000000"/>
-          <w:sz w:val="24"/>
-          <w:szCs w:val="24"/>
-        </w:rPr>
-        <w:t>Invensi</w:t>
-      </w:r>
-      <w:proofErr w:type="spellEnd"/>
-      <w:r>
-        <w:rPr>
-          <w:color w:val="000000"/>
-          <w:sz w:val="24"/>
-          <w:szCs w:val="24"/>
-        </w:rPr>
-        <w:t xml:space="preserve"> orang lain (</w:t>
-      </w:r>
-      <w:proofErr w:type="spellStart"/>
-      <w:r>
-        <w:rPr>
-          <w:color w:val="000000"/>
-          <w:sz w:val="24"/>
-          <w:szCs w:val="24"/>
-        </w:rPr>
-        <w:t>sebelum</w:t>
-      </w:r>
-      <w:proofErr w:type="spellEnd"/>
-      <w:r>
-        <w:rPr>
-          <w:color w:val="000000"/>
-          <w:sz w:val="24"/>
-          <w:szCs w:val="24"/>
-        </w:rPr>
-        <w:t xml:space="preserve"> </w:t>
-      </w:r>
-      <w:proofErr w:type="spellStart"/>
-      <w:r>
-        <w:rPr>
-          <w:color w:val="000000"/>
-          <w:sz w:val="24"/>
-          <w:szCs w:val="24"/>
-        </w:rPr>
-        <w:t>invensi</w:t>
-      </w:r>
-      <w:proofErr w:type="spellEnd"/>
-      <w:r>
-        <w:rPr>
-          <w:color w:val="000000"/>
-          <w:sz w:val="24"/>
-          <w:szCs w:val="24"/>
-        </w:rPr>
-        <w:t xml:space="preserve"> </w:t>
-      </w:r>
-      <w:proofErr w:type="spellStart"/>
-      <w:r>
-        <w:rPr>
-          <w:color w:val="000000"/>
-          <w:sz w:val="24"/>
-          <w:szCs w:val="24"/>
-        </w:rPr>
-        <w:t>tersebut</w:t>
-      </w:r>
-      <w:proofErr w:type="spellEnd"/>
-      <w:r>
-        <w:rPr>
-          <w:color w:val="000000"/>
-          <w:sz w:val="24"/>
-          <w:szCs w:val="24"/>
-        </w:rPr>
-        <w:t xml:space="preserve"> </w:t>
-      </w:r>
-      <w:proofErr w:type="spellStart"/>
-      <w:r>
-        <w:rPr>
-          <w:color w:val="000000"/>
-          <w:sz w:val="24"/>
-          <w:szCs w:val="24"/>
-        </w:rPr>
-        <w:t>dipindahkan</w:t>
-      </w:r>
-      <w:proofErr w:type="spellEnd"/>
-      <w:r>
-        <w:rPr>
-          <w:color w:val="000000"/>
-          <w:sz w:val="24"/>
-          <w:szCs w:val="24"/>
-        </w:rPr>
-        <w:t xml:space="preserve"> </w:t>
-      </w:r>
-      <w:proofErr w:type="spellStart"/>
-      <w:r>
-        <w:rPr>
-          <w:color w:val="000000"/>
-          <w:sz w:val="24"/>
-          <w:szCs w:val="24"/>
-        </w:rPr>
-        <w:t>ke</w:t>
-      </w:r>
-      <w:proofErr w:type="spellEnd"/>
-      <w:r>
-        <w:rPr>
-          <w:color w:val="000000"/>
-          <w:sz w:val="24"/>
-          <w:szCs w:val="24"/>
-        </w:rPr>
-        <w:t xml:space="preserve"> </w:t>
-      </w:r>
-      <w:proofErr w:type="spellStart"/>
-      <w:r>
-        <w:rPr>
-          <w:color w:val="000000"/>
-          <w:sz w:val="24"/>
-          <w:szCs w:val="24"/>
-        </w:rPr>
-        <w:t>pihak</w:t>
-      </w:r>
-      <w:proofErr w:type="spellEnd"/>
-      <w:r>
-        <w:rPr>
-          <w:color w:val="000000"/>
-          <w:sz w:val="24"/>
-          <w:szCs w:val="24"/>
-        </w:rPr>
-        <w:t xml:space="preserve"> </w:t>
-      </w:r>
-      <w:proofErr w:type="spellStart"/>
-      <w:r>
-        <w:rPr>
-          <w:color w:val="000000"/>
-          <w:sz w:val="24"/>
-          <w:szCs w:val="24"/>
-        </w:rPr>
-        <w:t>lain</w:t>
-      </w:r>
-      <w:proofErr w:type="spellEnd"/>
-      <w:r>
-        <w:rPr>
-          <w:color w:val="000000"/>
-          <w:sz w:val="24"/>
-          <w:szCs w:val="24"/>
-        </w:rPr>
-        <w:t xml:space="preserve">, </w:t>
-      </w:r>
-      <w:proofErr w:type="spellStart"/>
-      <w:r>
-        <w:rPr>
-          <w:color w:val="000000"/>
-          <w:sz w:val="24"/>
-          <w:szCs w:val="24"/>
-        </w:rPr>
-        <w:t>jika</w:t>
-      </w:r>
-      <w:proofErr w:type="spellEnd"/>
-      <w:r>
-        <w:rPr>
-          <w:color w:val="000000"/>
-          <w:sz w:val="24"/>
-          <w:szCs w:val="24"/>
-        </w:rPr>
-        <w:t xml:space="preserve"> </w:t>
-      </w:r>
-      <w:proofErr w:type="spellStart"/>
-      <w:r>
-        <w:rPr>
-          <w:color w:val="000000"/>
-          <w:sz w:val="24"/>
-          <w:szCs w:val="24"/>
-        </w:rPr>
-        <w:t>pemohon</w:t>
-      </w:r>
-      <w:proofErr w:type="spellEnd"/>
-      <w:r>
-        <w:rPr>
-          <w:color w:val="000000"/>
-          <w:sz w:val="24"/>
-          <w:szCs w:val="24"/>
-        </w:rPr>
-        <w:t xml:space="preserve"> </w:t>
-      </w:r>
-      <w:proofErr w:type="spellStart"/>
-      <w:r>
-        <w:rPr>
-          <w:color w:val="000000"/>
-          <w:sz w:val="24"/>
-          <w:szCs w:val="24"/>
-        </w:rPr>
-        <w:t>bukan</w:t>
-      </w:r>
-      <w:proofErr w:type="spellEnd"/>
-      <w:r>
-        <w:rPr>
-          <w:color w:val="000000"/>
-          <w:sz w:val="24"/>
-          <w:szCs w:val="24"/>
-        </w:rPr>
-        <w:t xml:space="preserve"> inventor).</w:t>
+        <w:t xml:space="preserve"> adalah milik saya/kami dan tidak meniru atau  menggunakan  Invensi orang lain (sebelum invensi tersebut dipindahkan ke pihak lain, jika pemohon bukan inventor).</w:t>
       </w:r>
     </w:p>
     <w:p>
@@ -939,117 +403,12 @@
           <w:szCs w:val="24"/>
         </w:rPr>
       </w:pPr>
-      <w:proofErr w:type="spellStart"/>
-      <w:r>
-        <w:rPr>
-          <w:sz w:val="24"/>
-          <w:szCs w:val="24"/>
-        </w:rPr>
-        <w:t>Demikian</w:t>
-      </w:r>
-      <w:proofErr w:type="spellEnd"/>
-      <w:r>
-        <w:rPr>
-          <w:sz w:val="24"/>
-          <w:szCs w:val="24"/>
-        </w:rPr>
-        <w:t xml:space="preserve"> </w:t>
-      </w:r>
-      <w:proofErr w:type="spellStart"/>
-      <w:r>
-        <w:rPr>
-          <w:sz w:val="24"/>
-          <w:szCs w:val="24"/>
-        </w:rPr>
-        <w:t>pernyataan</w:t>
-      </w:r>
-      <w:proofErr w:type="spellEnd"/>
-      <w:r>
-        <w:rPr>
-          <w:sz w:val="24"/>
-          <w:szCs w:val="24"/>
-        </w:rPr>
-        <w:t xml:space="preserve"> ini </w:t>
-      </w:r>
-      <w:proofErr w:type="spellStart"/>
-      <w:r>
-        <w:rPr>
-          <w:sz w:val="24"/>
-          <w:szCs w:val="24"/>
-        </w:rPr>
-        <w:t>saya</w:t>
-      </w:r>
-      <w:proofErr w:type="spellEnd"/>
-      <w:r>
-        <w:rPr>
-          <w:sz w:val="24"/>
-          <w:szCs w:val="24"/>
-        </w:rPr>
-        <w:t xml:space="preserve"> buat dengan </w:t>
-      </w:r>
-      <w:proofErr w:type="spellStart"/>
-      <w:r>
-        <w:rPr>
-          <w:sz w:val="24"/>
-          <w:szCs w:val="24"/>
-        </w:rPr>
-        <w:t>sebenarnya</w:t>
-      </w:r>
-      <w:proofErr w:type="spellEnd"/>
-      <w:r>
-        <w:rPr>
-          <w:sz w:val="24"/>
-          <w:szCs w:val="24"/>
-        </w:rPr>
-        <w:t xml:space="preserve">, untuk dapat </w:t>
-      </w:r>
-      <w:proofErr w:type="spellStart"/>
-      <w:r>
-        <w:rPr>
-          <w:sz w:val="24"/>
-          <w:szCs w:val="24"/>
-        </w:rPr>
-        <w:t>dipergunakan</w:t>
-      </w:r>
-      <w:proofErr w:type="spellEnd"/>
-      <w:r>
-        <w:rPr>
-          <w:sz w:val="24"/>
-          <w:szCs w:val="24"/>
-        </w:rPr>
-        <w:t xml:space="preserve"> </w:t>
-      </w:r>
-      <w:proofErr w:type="spellStart"/>
-      <w:r>
-        <w:rPr>
-          <w:sz w:val="24"/>
-          <w:szCs w:val="24"/>
-        </w:rPr>
-        <w:t>sebagaimana</w:t>
-      </w:r>
-      <w:proofErr w:type="spellEnd"/>
-      <w:r>
-        <w:rPr>
-          <w:sz w:val="24"/>
-          <w:szCs w:val="24"/>
-        </w:rPr>
-        <w:t xml:space="preserve"> </w:t>
-      </w:r>
-      <w:proofErr w:type="spellStart"/>
-      <w:r>
-        <w:rPr>
-          <w:sz w:val="24"/>
-          <w:szCs w:val="24"/>
-        </w:rPr>
-        <w:t>mestinya</w:t>
-      </w:r>
-      <w:proofErr w:type="spellEnd"/>
-      <w:r>
-        <w:rPr>
-          <w:sz w:val="24"/>
-          <w:szCs w:val="24"/>
-        </w:rPr>
-        <w:t>.</w:t>
+      <w:r>
+        <w:rPr>
+          <w:sz w:val="24"/>
+          <w:szCs w:val="24"/>
+        </w:rPr>
+        <w:t>Demikian pernyataan ini saya buat dengan sebenarnya, untuk dapat dipergunakan sebagaimana mestinya.</w:t>
       </w:r>
     </w:p>
     <w:p>
@@ -1077,23 +436,7 @@
           <w:sz w:val="24"/>
           <w:szCs w:val="24"/>
         </w:rPr>
-        <w:t>Semarang, ${</w:t>
-      </w:r>
-      <w:proofErr w:type="spellStart"/>
-      <w:r>
-        <w:rPr>
-          <w:sz w:val="24"/>
-          <w:szCs w:val="24"/>
-        </w:rPr>
-        <w:t>tanggal_pengisian</w:t>
-      </w:r>
-      <w:proofErr w:type="spellEnd"/>
-      <w:r>
-        <w:rPr>
-          <w:sz w:val="24"/>
-          <w:szCs w:val="24"/>
-        </w:rPr>
-        <w:t>}</w:t>
+        <w:t>Semarang, ${tanggal_pengisian}</w:t>
       </w:r>
     </w:p>
     <w:p>
@@ -1133,26 +476,34 @@
           <w:szCs w:val="22"/>
         </w:rPr>
       </w:pPr>
-      <w:proofErr w:type="spellStart"/>
-      <w:proofErr w:type="gramStart"/>
       <w:r>
         <w:rPr>
           <w:color w:val="A6A6A6"/>
           <w:sz w:val="22"/>
           <w:szCs w:val="22"/>
         </w:rPr>
-        <w:t>Materai</w:t>
-      </w:r>
-      <w:proofErr w:type="spellEnd"/>
-      <w:r>
-        <w:rPr>
-          <w:color w:val="A6A6A6"/>
-          <w:sz w:val="22"/>
-          <w:szCs w:val="22"/>
-        </w:rPr>
-        <w:t xml:space="preserve">  10.000</w:t>
-      </w:r>
-      <w:proofErr w:type="gramEnd"/>
+        <w:t>Materai  10.000</w:t>
+      </w:r>
+    </w:p>
+    <w:p>
+      <w:pPr>
+        <w:ind w:left="4678" w:right="-612"/>
+        <w:jc w:val="center"/>
+        <w:rPr>
+          <w:sz w:val="24"/>
+          <w:szCs w:val="24"/>
+        </w:rPr>
+      </w:pPr>
+    </w:p>
+    <w:p>
+      <w:pPr>
+        <w:ind w:left="4678" w:right="-612"/>
+        <w:jc w:val="center"/>
+        <w:rPr>
+          <w:sz w:val="24"/>
+          <w:szCs w:val="24"/>
+        </w:rPr>
+      </w:pPr>
     </w:p>
     <w:p>
       <w:pPr>
@@ -1190,34 +541,18 @@
         <w:tabs>
           <w:tab w:val="left" w:pos="4962"/>
         </w:tabs>
-        <w:ind w:left="4820" w:right="-612"/>
-        <w:rPr>
-          <w:sz w:val="24"/>
-          <w:szCs w:val="24"/>
-        </w:rPr>
-      </w:pPr>
-      <w:r>
-        <w:rPr>
-          <w:sz w:val="24"/>
-          <w:szCs w:val="24"/>
-        </w:rPr>
-        <w:t>${</w:t>
-      </w:r>
-      <w:proofErr w:type="spellStart"/>
-      <w:r>
-        <w:rPr>
-          <w:sz w:val="24"/>
-          <w:szCs w:val="24"/>
-        </w:rPr>
-        <w:t>list_inventor</w:t>
-      </w:r>
-      <w:proofErr w:type="spellEnd"/>
-      <w:r>
-        <w:rPr>
-          <w:sz w:val="24"/>
-          <w:szCs w:val="24"/>
-        </w:rPr>
-        <w:t>}</w:t>
+        <w:ind w:left="4820" w:right="119"/>
+        <w:rPr>
+          <w:sz w:val="24"/>
+          <w:szCs w:val="24"/>
+        </w:rPr>
+      </w:pPr>
+      <w:r>
+        <w:rPr>
+          <w:sz w:val="24"/>
+          <w:szCs w:val="24"/>
+        </w:rPr>
+        <w:t>${list_inventor}</w:t>
       </w:r>
     </w:p>
     <w:p>
@@ -1225,66 +560,18 @@
         <w:tabs>
           <w:tab w:val="left" w:pos="4962"/>
         </w:tabs>
-        <w:ind w:left="4820" w:right="-612"/>
-        <w:rPr>
-          <w:sz w:val="24"/>
-          <w:szCs w:val="24"/>
-        </w:rPr>
-      </w:pPr>
-      <w:r>
-        <w:rPr>
-          <w:sz w:val="24"/>
-          <w:szCs w:val="24"/>
-        </w:rPr>
-        <w:t>${</w:t>
-      </w:r>
-      <w:proofErr w:type="spellStart"/>
-      <w:r>
-        <w:rPr>
-          <w:sz w:val="24"/>
-          <w:szCs w:val="24"/>
-        </w:rPr>
-        <w:t>no_</w:t>
-      </w:r>
-      <w:proofErr w:type="gramStart"/>
-      <w:r>
-        <w:rPr>
-          <w:sz w:val="24"/>
-          <w:szCs w:val="24"/>
-        </w:rPr>
-        <w:t>list</w:t>
-      </w:r>
-      <w:proofErr w:type="spellEnd"/>
-      <w:r>
-        <w:rPr>
-          <w:sz w:val="24"/>
-          <w:szCs w:val="24"/>
-        </w:rPr>
-        <w:t>}.</w:t>
-      </w:r>
-      <w:proofErr w:type="gramEnd"/>
-      <w:r>
-        <w:rPr>
-          <w:sz w:val="24"/>
-          <w:szCs w:val="24"/>
-        </w:rPr>
-        <w:t xml:space="preserve"> ${</w:t>
-      </w:r>
-      <w:proofErr w:type="spellStart"/>
-      <w:r>
-        <w:rPr>
-          <w:sz w:val="24"/>
-          <w:szCs w:val="24"/>
-        </w:rPr>
-        <w:t>nama_list</w:t>
-      </w:r>
-      <w:proofErr w:type="spellEnd"/>
-      <w:r>
-        <w:rPr>
-          <w:sz w:val="24"/>
-          <w:szCs w:val="24"/>
-        </w:rPr>
-        <w:t>}</w:t>
+        <w:ind w:left="4820" w:right="119"/>
+        <w:rPr>
+          <w:sz w:val="24"/>
+          <w:szCs w:val="24"/>
+        </w:rPr>
+      </w:pPr>
+      <w:r>
+        <w:rPr>
+          <w:sz w:val="24"/>
+          <w:szCs w:val="24"/>
+        </w:rPr>
+        <w:t>${no_list}. ${nama_list}</w:t>
       </w:r>
     </w:p>
     <w:p>
@@ -1292,7 +579,7 @@
         <w:tabs>
           <w:tab w:val="left" w:pos="4962"/>
         </w:tabs>
-        <w:ind w:left="4820" w:right="-612"/>
+        <w:ind w:left="4820" w:right="119"/>
         <w:rPr>
           <w:sz w:val="24"/>
           <w:szCs w:val="24"/>
@@ -1304,36 +591,18 @@
         <w:tabs>
           <w:tab w:val="left" w:pos="4962"/>
         </w:tabs>
-        <w:ind w:left="4820" w:right="-612"/>
-        <w:rPr>
-          <w:sz w:val="24"/>
-          <w:szCs w:val="24"/>
-        </w:rPr>
-      </w:pPr>
-      <w:proofErr w:type="gramStart"/>
-      <w:r>
-        <w:rPr>
-          <w:sz w:val="24"/>
-          <w:szCs w:val="24"/>
-        </w:rPr>
-        <w:t>${/</w:t>
-      </w:r>
-      <w:proofErr w:type="spellStart"/>
-      <w:proofErr w:type="gramEnd"/>
-      <w:r>
-        <w:rPr>
-          <w:sz w:val="24"/>
-          <w:szCs w:val="24"/>
-        </w:rPr>
-        <w:t>list_inventor</w:t>
-      </w:r>
-      <w:proofErr w:type="spellEnd"/>
-      <w:r>
-        <w:rPr>
-          <w:sz w:val="24"/>
-          <w:szCs w:val="24"/>
-        </w:rPr>
-        <w:t>}</w:t>
+        <w:ind w:left="4820" w:right="119"/>
+        <w:rPr>
+          <w:sz w:val="24"/>
+          <w:szCs w:val="24"/>
+        </w:rPr>
+      </w:pPr>
+      <w:r>
+        <w:rPr>
+          <w:sz w:val="24"/>
+          <w:szCs w:val="24"/>
+        </w:rPr>
+        <w:t>${/list_inventor}</w:t>
       </w:r>
       <w:r>
         <w:rPr>
